--- a/Linux/summary_documents/Makefile进阶与CMake.docx
+++ b/Linux/summary_documents/Makefile进阶与CMake.docx
@@ -411,7 +411,13 @@
               <w:t xml:space="preserve">make -C src   # 进入src目录，执行内部Makefile</w:t>
               <w:br/>
             </w:r>
-            <w:r/>
+            <w:r>
+              <w:rPr>
+                <w:rFonts w:ascii="Consolas" w:hAnsi="Consolas" w:eastAsia="Consolas" w:cs="Consolas"/>
+                <w:sz w:val="22"/>
+                <w:szCs w:val="22"/>
+              </w:rPr>
+            </w:r>
           </w:p>
           <w:p>
             <w:pPr>
@@ -476,13 +482,7 @@
                 <w:highlight w:val="none"/>
               </w:rPr>
             </w:r>
-            <w:r>
-              <w:rPr>
-                <w:rFonts w:ascii="Consolas" w:hAnsi="Consolas" w:eastAsia="Consolas" w:cs="Consolas"/>
-                <w:sz w:val="22"/>
-                <w:highlight w:val="none"/>
-              </w:rPr>
-            </w:r>
+            <w:r/>
           </w:p>
           <w:p>
             <w:pPr>
@@ -507,8 +507,14 @@
               <w:t xml:space="preserve">make -C src clean  # 递归清理子目录编译产物</w:t>
               <w:br/>
             </w:r>
-            <w:r/>
-            <w:r/>
+            <w:r>
+              <w:rPr>
+                <w:rFonts w:ascii="Consolas" w:hAnsi="Consolas" w:eastAsia="Consolas" w:cs="Consolas"/>
+                <w:sz w:val="22"/>
+                <w:szCs w:val="22"/>
+                <w:highlight w:val="none"/>
+              </w:rPr>
+            </w:r>
           </w:p>
         </w:tc>
       </w:tr>
@@ -4543,7 +4549,7 @@
         <w:tblLook w:val="04A0" w:firstRow="1" w:lastRow="0" w:firstColumn="1" w:lastColumn="0" w:noHBand="0" w:noVBand="1"/>
       </w:tblPr>
       <w:tblGrid>
-        <w:gridCol w:w="8280"/>
+        <w:gridCol w:w="8340"/>
       </w:tblGrid>
       <w:tr>
         <w:trPr/>
@@ -4557,7 +4563,7 @@
               <w:right w:w="120" w:type="dxa"/>
               <w:bottom w:w="30" w:type="dxa"/>
             </w:tcMar>
-            <w:tcW w:w="8280" w:type="dxa"/>
+            <w:tcW w:w="8340" w:type="dxa"/>
           </w:tcPr>
           <w:p>
             <w:pPr>
@@ -4565,7 +4571,12 @@
               <w:spacing w:after="120" w:before="120" w:line="288" w:lineRule="auto"/>
               <w:ind/>
               <w:jc w:val="left"/>
-              <w:rPr/>
+              <w:rPr>
+                <w:rFonts w:ascii="Consolas" w:hAnsi="Consolas" w:eastAsia="Consolas" w:cs="Consolas"/>
+                <w:sz w:val="22"/>
+                <w:szCs w:val="22"/>
+                <w14:ligatures w14:val="none"/>
+              </w:rPr>
             </w:pPr>
             <w:r>
               <w:rPr>
@@ -4615,8 +4626,81 @@
               <w:t xml:space="preserve">include_directories(./include)</w:t>
               <w:br/>
               <w:br/>
-              <w:t xml:space="preserve"># 6. 自动搜集当前目录所有C语言源文件</w:t>
-              <w:br/>
+            </w:r>
+            <w:r>
+              <w:rPr>
+                <w:rFonts w:ascii="Consolas" w:hAnsi="Consolas" w:eastAsia="Consolas" w:cs="Consolas"/>
+                <w:sz w:val="22"/>
+                <w:szCs w:val="22"/>
+                <w:lang w:val="undefined"/>
+              </w:rPr>
+              <w:t xml:space="preserve"># 6. </w:t>
+            </w:r>
+            <w:r>
+              <w:rPr>
+                <w:rFonts w:ascii="Consolas" w:hAnsi="Consolas" w:eastAsia="Consolas" w:cs="Consolas"/>
+                <w:sz w:val="22"/>
+                <w:szCs w:val="22"/>
+                <w:lang w:val="undefined"/>
+              </w:rPr>
+              <w:t xml:space="preserve">扫描</w:t>
+            </w:r>
+            <w:r>
+              <w:rPr>
+                <w:rFonts w:ascii="Consolas" w:hAnsi="Consolas" w:eastAsia="Consolas" w:cs="Consolas"/>
+                <w:sz w:val="22"/>
+                <w:szCs w:val="22"/>
+                <w:lang w:val="undefined"/>
+              </w:rPr>
+              <w:t xml:space="preserve">当前目录 ./</w:t>
+            </w:r>
+            <w:r>
+              <w:rPr>
+                <w:rFonts w:ascii="Consolas" w:hAnsi="Consolas" w:eastAsia="Consolas" w:cs="Consolas"/>
+                <w:sz w:val="22"/>
+                <w:szCs w:val="22"/>
+                <w:lang w:val="undefined"/>
+              </w:rPr>
+              <w:t xml:space="preserve"> 下所有 .c 源文件，将所有文件名汇总，赋值给变量 </w:t>
+            </w:r>
+            <w:r>
+              <w:rPr>
+                <w:rFonts w:ascii="Consolas" w:hAnsi="Consolas" w:eastAsia="Consolas" w:cs="Consolas"/>
+                <w:sz w:val="22"/>
+                <w:szCs w:val="22"/>
+                <w:lang w:val="undefined"/>
+              </w:rPr>
+              <w:t xml:space="preserve">SRC_LIST</w:t>
+            </w:r>
+            <w:r>
+              <w:rPr>
+                <w:rFonts w:ascii="Consolas" w:hAnsi="Consolas" w:eastAsia="Consolas" w:cs="Consolas"/>
+                <w:sz w:val="22"/>
+                <w:szCs w:val="22"/>
+                <w:lang w:val="undefined" w:bidi="undefined"/>
+              </w:rPr>
+            </w:r>
+            <w:r>
+              <w:rPr>
+                <w:rFonts w:ascii="Consolas" w:hAnsi="Consolas" w:eastAsia="Consolas" w:cs="Consolas"/>
+                <w:sz w:val="22"/>
+                <w:szCs w:val="22"/>
+              </w:rPr>
+            </w:r>
+          </w:p>
+          <w:p>
+            <w:pPr>
+              <w:pBdr/>
+              <w:spacing w:after="120" w:before="120" w:line="288" w:lineRule="auto"/>
+              <w:ind/>
+              <w:jc w:val="left"/>
+              <w:rPr/>
+            </w:pPr>
+            <w:r>
+              <w:rPr>
+                <w:rFonts w:ascii="Consolas" w:hAnsi="Consolas" w:eastAsia="Consolas" w:cs="Consolas"/>
+                <w:sz w:val="22"/>
+              </w:rPr>
               <w:t xml:space="preserve">aux_source_dire</w:t>
             </w:r>
             <w:r>
@@ -4644,6 +4728,7 @@
               <w:t xml:space="preserve"># add_library(libapp SHARED ${SRC_LIST})</w:t>
               <w:br/>
             </w:r>
+            <w:r/>
             <w:r/>
           </w:p>
         </w:tc>
@@ -5636,7 +5721,6 @@
         <w:ind/>
         <w:rPr/>
       </w:pPr>
-      <w:r/>
       <w:r>
         <w:separator/>
       </w:r>
@@ -5651,7 +5735,6 @@
         <w:ind/>
         <w:rPr/>
       </w:pPr>
-      <w:r/>
       <w:r>
         <w:continuationSeparator/>
       </w:r>
@@ -5686,7 +5769,6 @@
         <w:ind/>
         <w:rPr/>
       </w:pPr>
-      <w:r/>
       <w:r>
         <w:separator/>
       </w:r>
@@ -5701,7 +5783,6 @@
         <w:ind/>
         <w:rPr/>
       </w:pPr>
-      <w:r/>
       <w:r>
         <w:continuationSeparator/>
       </w:r>
@@ -12127,7 +12208,7 @@
     <w:lsdException w:name="Bibliography" w:uiPriority="37"/>
     <w:lsdException w:name="TOC Heading" w:uiPriority="39" w:qFormat="1"/>
   </w:latentStyles>
-  <w:style w:type="table" w:styleId="11" w:default="1">
+  <w:style w:type="table" w:styleId="815" w:default="1">
     <w:name w:val="Normal Table"/>
     <w:uiPriority w:val="99"/>
     <w:semiHidden/>
@@ -12320,9 +12401,9 @@
       </w:tcPr>
     </w:tblStylePr>
   </w:style>
-  <w:style w:type="table" w:styleId="12">
+  <w:style w:type="table" w:styleId="816">
     <w:name w:val="Table Grid"/>
-    <w:basedOn w:val="11"/>
+    <w:basedOn w:val="815"/>
     <w:uiPriority w:val="59"/>
     <w:pPr>
       <w:pBdr/>
@@ -12519,9 +12600,9 @@
       </w:tcPr>
     </w:tblStylePr>
   </w:style>
-  <w:style w:type="table" w:styleId="13">
+  <w:style w:type="table" w:styleId="817">
     <w:name w:val="Table Grid Light"/>
-    <w:basedOn w:val="11"/>
+    <w:basedOn w:val="815"/>
     <w:uiPriority w:val="59"/>
     <w:pPr>
       <w:pBdr/>
@@ -12718,9 +12799,9 @@
       </w:tcPr>
     </w:tblStylePr>
   </w:style>
-  <w:style w:type="table" w:styleId="14">
+  <w:style w:type="table" w:styleId="818">
     <w:name w:val="Plain Table 1"/>
-    <w:basedOn w:val="11"/>
+    <w:basedOn w:val="815"/>
     <w:uiPriority w:val="59"/>
     <w:pPr>
       <w:pBdr/>
@@ -12943,9 +13024,9 @@
       </w:tcPr>
     </w:tblStylePr>
   </w:style>
-  <w:style w:type="table" w:styleId="15">
+  <w:style w:type="table" w:styleId="819">
     <w:name w:val="Plain Table 2"/>
-    <w:basedOn w:val="11"/>
+    <w:basedOn w:val="815"/>
     <w:uiPriority w:val="59"/>
     <w:pPr>
       <w:pBdr/>
@@ -13176,9 +13257,9 @@
       </w:tcPr>
     </w:tblStylePr>
   </w:style>
-  <w:style w:type="table" w:styleId="16">
+  <w:style w:type="table" w:styleId="820">
     <w:name w:val="Plain Table 3"/>
-    <w:basedOn w:val="11"/>
+    <w:basedOn w:val="815"/>
     <w:uiPriority w:val="99"/>
     <w:pPr>
       <w:pBdr/>
@@ -13406,9 +13487,9 @@
       </w:tcPr>
     </w:tblStylePr>
   </w:style>
-  <w:style w:type="table" w:styleId="17">
+  <w:style w:type="table" w:styleId="821">
     <w:name w:val="Plain Table 4"/>
-    <w:basedOn w:val="11"/>
+    <w:basedOn w:val="815"/>
     <w:uiPriority w:val="99"/>
     <w:pPr>
       <w:pBdr/>
@@ -13622,9 +13703,9 @@
       </w:tcPr>
     </w:tblStylePr>
   </w:style>
-  <w:style w:type="table" w:styleId="18">
+  <w:style w:type="table" w:styleId="822">
     <w:name w:val="Plain Table 5"/>
-    <w:basedOn w:val="11"/>
+    <w:basedOn w:val="815"/>
     <w:uiPriority w:val="99"/>
     <w:pPr>
       <w:pBdr/>
@@ -13855,9 +13936,9 @@
       </w:tcPr>
     </w:tblStylePr>
   </w:style>
-  <w:style w:type="table" w:styleId="19">
+  <w:style w:type="table" w:styleId="823">
     <w:name w:val="Grid Table 1 Light"/>
-    <w:basedOn w:val="11"/>
+    <w:basedOn w:val="815"/>
     <w:uiPriority w:val="99"/>
     <w:pPr>
       <w:pBdr/>
@@ -14078,9 +14159,9 @@
       </w:tcPr>
     </w:tblStylePr>
   </w:style>
-  <w:style w:type="table" w:styleId="20">
+  <w:style w:type="table" w:styleId="824">
     <w:name w:val="Grid Table 1 Light - Accent 1"/>
-    <w:basedOn w:val="11"/>
+    <w:basedOn w:val="815"/>
     <w:uiPriority w:val="99"/>
     <w:pPr>
       <w:pBdr/>
@@ -14301,9 +14382,9 @@
       </w:tcPr>
     </w:tblStylePr>
   </w:style>
-  <w:style w:type="table" w:styleId="21">
+  <w:style w:type="table" w:styleId="825">
     <w:name w:val="Grid Table 1 Light - Accent 2"/>
-    <w:basedOn w:val="11"/>
+    <w:basedOn w:val="815"/>
     <w:uiPriority w:val="99"/>
     <w:pPr>
       <w:pBdr/>
@@ -14524,9 +14605,9 @@
       </w:tcPr>
     </w:tblStylePr>
   </w:style>
-  <w:style w:type="table" w:styleId="22">
+  <w:style w:type="table" w:styleId="826">
     <w:name w:val="Grid Table 1 Light - Accent 3"/>
-    <w:basedOn w:val="11"/>
+    <w:basedOn w:val="815"/>
     <w:uiPriority w:val="99"/>
     <w:pPr>
       <w:pBdr/>
@@ -14747,9 +14828,9 @@
       </w:tcPr>
     </w:tblStylePr>
   </w:style>
-  <w:style w:type="table" w:styleId="23">
+  <w:style w:type="table" w:styleId="827">
     <w:name w:val="Grid Table 1 Light - Accent 4"/>
-    <w:basedOn w:val="11"/>
+    <w:basedOn w:val="815"/>
     <w:uiPriority w:val="99"/>
     <w:pPr>
       <w:pBdr/>
@@ -14970,9 +15051,9 @@
       </w:tcPr>
     </w:tblStylePr>
   </w:style>
-  <w:style w:type="table" w:styleId="24">
+  <w:style w:type="table" w:styleId="828">
     <w:name w:val="Grid Table 1 Light - Accent 5"/>
-    <w:basedOn w:val="11"/>
+    <w:basedOn w:val="815"/>
     <w:uiPriority w:val="99"/>
     <w:pPr>
       <w:pBdr/>
@@ -15193,9 +15274,9 @@
       </w:tcPr>
     </w:tblStylePr>
   </w:style>
-  <w:style w:type="table" w:styleId="25">
+  <w:style w:type="table" w:styleId="829">
     <w:name w:val="Grid Table 1 Light - Accent 6"/>
-    <w:basedOn w:val="11"/>
+    <w:basedOn w:val="815"/>
     <w:uiPriority w:val="99"/>
     <w:pPr>
       <w:pBdr/>
@@ -15416,9 +15497,9 @@
       </w:tcPr>
     </w:tblStylePr>
   </w:style>
-  <w:style w:type="table" w:styleId="26">
+  <w:style w:type="table" w:styleId="830">
     <w:name w:val="Grid Table 2"/>
-    <w:basedOn w:val="11"/>
+    <w:basedOn w:val="815"/>
     <w:uiPriority w:val="99"/>
     <w:pPr>
       <w:pBdr/>
@@ -15648,9 +15729,9 @@
       </w:tcPr>
     </w:tblStylePr>
   </w:style>
-  <w:style w:type="table" w:styleId="27">
+  <w:style w:type="table" w:styleId="831">
     <w:name w:val="Grid Table 2 - Accent 1"/>
-    <w:basedOn w:val="11"/>
+    <w:basedOn w:val="815"/>
     <w:uiPriority w:val="99"/>
     <w:pPr>
       <w:pBdr/>
@@ -15880,9 +15961,9 @@
       </w:tcPr>
     </w:tblStylePr>
   </w:style>
-  <w:style w:type="table" w:styleId="28">
+  <w:style w:type="table" w:styleId="832">
     <w:name w:val="Grid Table 2 - Accent 2"/>
-    <w:basedOn w:val="11"/>
+    <w:basedOn w:val="815"/>
     <w:uiPriority w:val="99"/>
     <w:pPr>
       <w:pBdr/>
@@ -16112,9 +16193,9 @@
       </w:tcPr>
     </w:tblStylePr>
   </w:style>
-  <w:style w:type="table" w:styleId="29">
+  <w:style w:type="table" w:styleId="833">
     <w:name w:val="Grid Table 2 - Accent 3"/>
-    <w:basedOn w:val="11"/>
+    <w:basedOn w:val="815"/>
     <w:uiPriority w:val="99"/>
     <w:pPr>
       <w:pBdr/>
@@ -16344,9 +16425,9 @@
       </w:tcPr>
     </w:tblStylePr>
   </w:style>
-  <w:style w:type="table" w:styleId="30">
+  <w:style w:type="table" w:styleId="834">
     <w:name w:val="Grid Table 2 - Accent 4"/>
-    <w:basedOn w:val="11"/>
+    <w:basedOn w:val="815"/>
     <w:uiPriority w:val="99"/>
     <w:pPr>
       <w:pBdr/>
@@ -16576,9 +16657,9 @@
       </w:tcPr>
     </w:tblStylePr>
   </w:style>
-  <w:style w:type="table" w:styleId="31">
+  <w:style w:type="table" w:styleId="835">
     <w:name w:val="Grid Table 2 - Accent 5"/>
-    <w:basedOn w:val="11"/>
+    <w:basedOn w:val="815"/>
     <w:uiPriority w:val="99"/>
     <w:pPr>
       <w:pBdr/>
@@ -16808,9 +16889,9 @@
       </w:tcPr>
     </w:tblStylePr>
   </w:style>
-  <w:style w:type="table" w:styleId="32">
+  <w:style w:type="table" w:styleId="836">
     <w:name w:val="Grid Table 2 - Accent 6"/>
-    <w:basedOn w:val="11"/>
+    <w:basedOn w:val="815"/>
     <w:uiPriority w:val="99"/>
     <w:pPr>
       <w:pBdr/>
@@ -17040,9 +17121,9 @@
       </w:tcPr>
     </w:tblStylePr>
   </w:style>
-  <w:style w:type="table" w:styleId="33">
+  <w:style w:type="table" w:styleId="837">
     <w:name w:val="Grid Table 3"/>
-    <w:basedOn w:val="11"/>
+    <w:basedOn w:val="815"/>
     <w:uiPriority w:val="99"/>
     <w:pPr>
       <w:pBdr/>
@@ -17141,29 +17222,6 @@
         <w:tblBorders/>
       </w:tblPr>
       <w:tcPr>
-        <w:shd w:color="ffffff"/>
-        <w:tcBorders>
-          <w:top w:val="none" w:color="000000" w:sz="4" w:space="0"/>
-          <w:left w:val="none" w:color="000000" w:sz="4" w:space="0"/>
-          <w:bottom w:val="none" w:color="000000" w:sz="4" w:space="0"/>
-          <w:right w:val="none" w:color="000000" w:sz="4" w:space="0"/>
-        </w:tcBorders>
-      </w:tcPr>
-    </w:tblStylePr>
-    <w:tblStylePr w:type="firstRow">
-      <w:rPr>
-        <w:b/>
-        <w:color w:val="404040"/>
-      </w:rPr>
-      <w:pPr>
-        <w:pBdr/>
-        <w:spacing/>
-        <w:ind/>
-      </w:pPr>
-      <w:tblPr>
-        <w:tblBorders/>
-      </w:tblPr>
-      <w:tcPr>
         <w:shd w:val="clear" w:color="ffffff"/>
         <w:tcBorders>
           <w:top w:val="none" w:color="000000" w:sz="4" w:space="0"/>
@@ -17173,30 +17231,7 @@
         </w:tcBorders>
       </w:tcPr>
     </w:tblStylePr>
-    <w:tblStylePr w:type="lastCol">
-      <w:rPr>
-        <w:i/>
-        <w:color w:val="404040"/>
-      </w:rPr>
-      <w:pPr>
-        <w:pBdr/>
-        <w:spacing/>
-        <w:ind/>
-      </w:pPr>
-      <w:tblPr>
-        <w:tblBorders/>
-      </w:tblPr>
-      <w:tcPr>
-        <w:shd w:color="ffffff"/>
-        <w:tcBorders>
-          <w:top w:val="none" w:color="000000" w:sz="4" w:space="0"/>
-          <w:left w:val="none" w:color="000000" w:sz="4" w:space="0"/>
-          <w:bottom w:val="none" w:color="000000" w:sz="4" w:space="0"/>
-          <w:right w:val="none" w:color="000000" w:sz="4" w:space="0"/>
-        </w:tcBorders>
-      </w:tcPr>
-    </w:tblStylePr>
-    <w:tblStylePr w:type="lastRow">
+    <w:tblStylePr w:type="firstRow">
       <w:rPr>
         <w:b/>
         <w:color w:val="404040"/>
@@ -17219,6 +17254,52 @@
         </w:tcBorders>
       </w:tcPr>
     </w:tblStylePr>
+    <w:tblStylePr w:type="lastCol">
+      <w:rPr>
+        <w:i/>
+        <w:color w:val="404040"/>
+      </w:rPr>
+      <w:pPr>
+        <w:pBdr/>
+        <w:spacing/>
+        <w:ind/>
+      </w:pPr>
+      <w:tblPr>
+        <w:tblBorders/>
+      </w:tblPr>
+      <w:tcPr>
+        <w:shd w:val="clear" w:color="ffffff"/>
+        <w:tcBorders>
+          <w:top w:val="none" w:color="000000" w:sz="4" w:space="0"/>
+          <w:left w:val="none" w:color="000000" w:sz="4" w:space="0"/>
+          <w:bottom w:val="none" w:color="000000" w:sz="4" w:space="0"/>
+          <w:right w:val="none" w:color="000000" w:sz="4" w:space="0"/>
+        </w:tcBorders>
+      </w:tcPr>
+    </w:tblStylePr>
+    <w:tblStylePr w:type="lastRow">
+      <w:rPr>
+        <w:b/>
+        <w:color w:val="404040"/>
+      </w:rPr>
+      <w:pPr>
+        <w:pBdr/>
+        <w:spacing/>
+        <w:ind/>
+      </w:pPr>
+      <w:tblPr>
+        <w:tblBorders/>
+      </w:tblPr>
+      <w:tcPr>
+        <w:shd w:val="clear" w:color="ffffff"/>
+        <w:tcBorders>
+          <w:top w:val="none" w:color="000000" w:sz="4" w:space="0"/>
+          <w:left w:val="none" w:color="000000" w:sz="4" w:space="0"/>
+          <w:bottom w:val="none" w:color="000000" w:sz="4" w:space="0"/>
+          <w:right w:val="none" w:color="000000" w:sz="4" w:space="0"/>
+        </w:tcBorders>
+      </w:tcPr>
+    </w:tblStylePr>
     <w:tblStylePr w:type="nwCell">
       <w:pPr>
         <w:pBdr/>
@@ -17285,9 +17366,9 @@
       </w:tcPr>
     </w:tblStylePr>
   </w:style>
-  <w:style w:type="table" w:styleId="34">
+  <w:style w:type="table" w:styleId="838">
     <w:name w:val="Grid Table 3 - Accent 1"/>
-    <w:basedOn w:val="11"/>
+    <w:basedOn w:val="815"/>
     <w:uiPriority w:val="99"/>
     <w:pPr>
       <w:pBdr/>
@@ -17386,29 +17467,6 @@
         <w:tblBorders/>
       </w:tblPr>
       <w:tcPr>
-        <w:shd w:color="ffffff"/>
-        <w:tcBorders>
-          <w:top w:val="none" w:color="000000" w:sz="4" w:space="0"/>
-          <w:left w:val="none" w:color="000000" w:sz="4" w:space="0"/>
-          <w:bottom w:val="none" w:color="000000" w:sz="4" w:space="0"/>
-          <w:right w:val="none" w:color="000000" w:sz="4" w:space="0"/>
-        </w:tcBorders>
-      </w:tcPr>
-    </w:tblStylePr>
-    <w:tblStylePr w:type="firstRow">
-      <w:rPr>
-        <w:b/>
-        <w:color w:val="404040"/>
-      </w:rPr>
-      <w:pPr>
-        <w:pBdr/>
-        <w:spacing/>
-        <w:ind/>
-      </w:pPr>
-      <w:tblPr>
-        <w:tblBorders/>
-      </w:tblPr>
-      <w:tcPr>
         <w:shd w:val="clear" w:color="ffffff"/>
         <w:tcBorders>
           <w:top w:val="none" w:color="000000" w:sz="4" w:space="0"/>
@@ -17418,30 +17476,7 @@
         </w:tcBorders>
       </w:tcPr>
     </w:tblStylePr>
-    <w:tblStylePr w:type="lastCol">
-      <w:rPr>
-        <w:i/>
-        <w:color w:val="404040"/>
-      </w:rPr>
-      <w:pPr>
-        <w:pBdr/>
-        <w:spacing/>
-        <w:ind/>
-      </w:pPr>
-      <w:tblPr>
-        <w:tblBorders/>
-      </w:tblPr>
-      <w:tcPr>
-        <w:shd w:color="ffffff"/>
-        <w:tcBorders>
-          <w:top w:val="none" w:color="000000" w:sz="4" w:space="0"/>
-          <w:left w:val="none" w:color="000000" w:sz="4" w:space="0"/>
-          <w:bottom w:val="none" w:color="000000" w:sz="4" w:space="0"/>
-          <w:right w:val="none" w:color="000000" w:sz="4" w:space="0"/>
-        </w:tcBorders>
-      </w:tcPr>
-    </w:tblStylePr>
-    <w:tblStylePr w:type="lastRow">
+    <w:tblStylePr w:type="firstRow">
       <w:rPr>
         <w:b/>
         <w:color w:val="404040"/>
@@ -17464,6 +17499,52 @@
         </w:tcBorders>
       </w:tcPr>
     </w:tblStylePr>
+    <w:tblStylePr w:type="lastCol">
+      <w:rPr>
+        <w:i/>
+        <w:color w:val="404040"/>
+      </w:rPr>
+      <w:pPr>
+        <w:pBdr/>
+        <w:spacing/>
+        <w:ind/>
+      </w:pPr>
+      <w:tblPr>
+        <w:tblBorders/>
+      </w:tblPr>
+      <w:tcPr>
+        <w:shd w:val="clear" w:color="ffffff"/>
+        <w:tcBorders>
+          <w:top w:val="none" w:color="000000" w:sz="4" w:space="0"/>
+          <w:left w:val="none" w:color="000000" w:sz="4" w:space="0"/>
+          <w:bottom w:val="none" w:color="000000" w:sz="4" w:space="0"/>
+          <w:right w:val="none" w:color="000000" w:sz="4" w:space="0"/>
+        </w:tcBorders>
+      </w:tcPr>
+    </w:tblStylePr>
+    <w:tblStylePr w:type="lastRow">
+      <w:rPr>
+        <w:b/>
+        <w:color w:val="404040"/>
+      </w:rPr>
+      <w:pPr>
+        <w:pBdr/>
+        <w:spacing/>
+        <w:ind/>
+      </w:pPr>
+      <w:tblPr>
+        <w:tblBorders/>
+      </w:tblPr>
+      <w:tcPr>
+        <w:shd w:val="clear" w:color="ffffff"/>
+        <w:tcBorders>
+          <w:top w:val="none" w:color="000000" w:sz="4" w:space="0"/>
+          <w:left w:val="none" w:color="000000" w:sz="4" w:space="0"/>
+          <w:bottom w:val="none" w:color="000000" w:sz="4" w:space="0"/>
+          <w:right w:val="none" w:color="000000" w:sz="4" w:space="0"/>
+        </w:tcBorders>
+      </w:tcPr>
+    </w:tblStylePr>
     <w:tblStylePr w:type="nwCell">
       <w:pPr>
         <w:pBdr/>
@@ -17530,9 +17611,9 @@
       </w:tcPr>
     </w:tblStylePr>
   </w:style>
-  <w:style w:type="table" w:styleId="35">
+  <w:style w:type="table" w:styleId="839">
     <w:name w:val="Grid Table 3 - Accent 2"/>
-    <w:basedOn w:val="11"/>
+    <w:basedOn w:val="815"/>
     <w:uiPriority w:val="99"/>
     <w:pPr>
       <w:pBdr/>
@@ -17631,29 +17712,6 @@
         <w:tblBorders/>
       </w:tblPr>
       <w:tcPr>
-        <w:shd w:color="ffffff"/>
-        <w:tcBorders>
-          <w:top w:val="none" w:color="000000" w:sz="4" w:space="0"/>
-          <w:left w:val="none" w:color="000000" w:sz="4" w:space="0"/>
-          <w:bottom w:val="none" w:color="000000" w:sz="4" w:space="0"/>
-          <w:right w:val="none" w:color="000000" w:sz="4" w:space="0"/>
-        </w:tcBorders>
-      </w:tcPr>
-    </w:tblStylePr>
-    <w:tblStylePr w:type="firstRow">
-      <w:rPr>
-        <w:b/>
-        <w:color w:val="404040"/>
-      </w:rPr>
-      <w:pPr>
-        <w:pBdr/>
-        <w:spacing/>
-        <w:ind/>
-      </w:pPr>
-      <w:tblPr>
-        <w:tblBorders/>
-      </w:tblPr>
-      <w:tcPr>
         <w:shd w:val="clear" w:color="ffffff"/>
         <w:tcBorders>
           <w:top w:val="none" w:color="000000" w:sz="4" w:space="0"/>
@@ -17663,30 +17721,7 @@
         </w:tcBorders>
       </w:tcPr>
     </w:tblStylePr>
-    <w:tblStylePr w:type="lastCol">
-      <w:rPr>
-        <w:i/>
-        <w:color w:val="404040"/>
-      </w:rPr>
-      <w:pPr>
-        <w:pBdr/>
-        <w:spacing/>
-        <w:ind/>
-      </w:pPr>
-      <w:tblPr>
-        <w:tblBorders/>
-      </w:tblPr>
-      <w:tcPr>
-        <w:shd w:color="ffffff"/>
-        <w:tcBorders>
-          <w:top w:val="none" w:color="000000" w:sz="4" w:space="0"/>
-          <w:left w:val="none" w:color="000000" w:sz="4" w:space="0"/>
-          <w:bottom w:val="none" w:color="000000" w:sz="4" w:space="0"/>
-          <w:right w:val="none" w:color="000000" w:sz="4" w:space="0"/>
-        </w:tcBorders>
-      </w:tcPr>
-    </w:tblStylePr>
-    <w:tblStylePr w:type="lastRow">
+    <w:tblStylePr w:type="firstRow">
       <w:rPr>
         <w:b/>
         <w:color w:val="404040"/>
@@ -17709,6 +17744,52 @@
         </w:tcBorders>
       </w:tcPr>
     </w:tblStylePr>
+    <w:tblStylePr w:type="lastCol">
+      <w:rPr>
+        <w:i/>
+        <w:color w:val="404040"/>
+      </w:rPr>
+      <w:pPr>
+        <w:pBdr/>
+        <w:spacing/>
+        <w:ind/>
+      </w:pPr>
+      <w:tblPr>
+        <w:tblBorders/>
+      </w:tblPr>
+      <w:tcPr>
+        <w:shd w:val="clear" w:color="ffffff"/>
+        <w:tcBorders>
+          <w:top w:val="none" w:color="000000" w:sz="4" w:space="0"/>
+          <w:left w:val="none" w:color="000000" w:sz="4" w:space="0"/>
+          <w:bottom w:val="none" w:color="000000" w:sz="4" w:space="0"/>
+          <w:right w:val="none" w:color="000000" w:sz="4" w:space="0"/>
+        </w:tcBorders>
+      </w:tcPr>
+    </w:tblStylePr>
+    <w:tblStylePr w:type="lastRow">
+      <w:rPr>
+        <w:b/>
+        <w:color w:val="404040"/>
+      </w:rPr>
+      <w:pPr>
+        <w:pBdr/>
+        <w:spacing/>
+        <w:ind/>
+      </w:pPr>
+      <w:tblPr>
+        <w:tblBorders/>
+      </w:tblPr>
+      <w:tcPr>
+        <w:shd w:val="clear" w:color="ffffff"/>
+        <w:tcBorders>
+          <w:top w:val="none" w:color="000000" w:sz="4" w:space="0"/>
+          <w:left w:val="none" w:color="000000" w:sz="4" w:space="0"/>
+          <w:bottom w:val="none" w:color="000000" w:sz="4" w:space="0"/>
+          <w:right w:val="none" w:color="000000" w:sz="4" w:space="0"/>
+        </w:tcBorders>
+      </w:tcPr>
+    </w:tblStylePr>
     <w:tblStylePr w:type="nwCell">
       <w:pPr>
         <w:pBdr/>
@@ -17775,9 +17856,9 @@
       </w:tcPr>
     </w:tblStylePr>
   </w:style>
-  <w:style w:type="table" w:styleId="36">
+  <w:style w:type="table" w:styleId="840">
     <w:name w:val="Grid Table 3 - Accent 3"/>
-    <w:basedOn w:val="11"/>
+    <w:basedOn w:val="815"/>
     <w:uiPriority w:val="99"/>
     <w:pPr>
       <w:pBdr/>
@@ -17876,29 +17957,6 @@
         <w:tblBorders/>
       </w:tblPr>
       <w:tcPr>
-        <w:shd w:color="ffffff"/>
-        <w:tcBorders>
-          <w:top w:val="none" w:color="000000" w:sz="4" w:space="0"/>
-          <w:left w:val="none" w:color="000000" w:sz="4" w:space="0"/>
-          <w:bottom w:val="none" w:color="000000" w:sz="4" w:space="0"/>
-          <w:right w:val="none" w:color="000000" w:sz="4" w:space="0"/>
-        </w:tcBorders>
-      </w:tcPr>
-    </w:tblStylePr>
-    <w:tblStylePr w:type="firstRow">
-      <w:rPr>
-        <w:b/>
-        <w:color w:val="404040"/>
-      </w:rPr>
-      <w:pPr>
-        <w:pBdr/>
-        <w:spacing/>
-        <w:ind/>
-      </w:pPr>
-      <w:tblPr>
-        <w:tblBorders/>
-      </w:tblPr>
-      <w:tcPr>
         <w:shd w:val="clear" w:color="ffffff"/>
         <w:tcBorders>
           <w:top w:val="none" w:color="000000" w:sz="4" w:space="0"/>
@@ -17908,30 +17966,7 @@
         </w:tcBorders>
       </w:tcPr>
     </w:tblStylePr>
-    <w:tblStylePr w:type="lastCol">
-      <w:rPr>
-        <w:i/>
-        <w:color w:val="404040"/>
-      </w:rPr>
-      <w:pPr>
-        <w:pBdr/>
-        <w:spacing/>
-        <w:ind/>
-      </w:pPr>
-      <w:tblPr>
-        <w:tblBorders/>
-      </w:tblPr>
-      <w:tcPr>
-        <w:shd w:color="ffffff"/>
-        <w:tcBorders>
-          <w:top w:val="none" w:color="000000" w:sz="4" w:space="0"/>
-          <w:left w:val="none" w:color="000000" w:sz="4" w:space="0"/>
-          <w:bottom w:val="none" w:color="000000" w:sz="4" w:space="0"/>
-          <w:right w:val="none" w:color="000000" w:sz="4" w:space="0"/>
-        </w:tcBorders>
-      </w:tcPr>
-    </w:tblStylePr>
-    <w:tblStylePr w:type="lastRow">
+    <w:tblStylePr w:type="firstRow">
       <w:rPr>
         <w:b/>
         <w:color w:val="404040"/>
@@ -17954,6 +17989,52 @@
         </w:tcBorders>
       </w:tcPr>
     </w:tblStylePr>
+    <w:tblStylePr w:type="lastCol">
+      <w:rPr>
+        <w:i/>
+        <w:color w:val="404040"/>
+      </w:rPr>
+      <w:pPr>
+        <w:pBdr/>
+        <w:spacing/>
+        <w:ind/>
+      </w:pPr>
+      <w:tblPr>
+        <w:tblBorders/>
+      </w:tblPr>
+      <w:tcPr>
+        <w:shd w:val="clear" w:color="ffffff"/>
+        <w:tcBorders>
+          <w:top w:val="none" w:color="000000" w:sz="4" w:space="0"/>
+          <w:left w:val="none" w:color="000000" w:sz="4" w:space="0"/>
+          <w:bottom w:val="none" w:color="000000" w:sz="4" w:space="0"/>
+          <w:right w:val="none" w:color="000000" w:sz="4" w:space="0"/>
+        </w:tcBorders>
+      </w:tcPr>
+    </w:tblStylePr>
+    <w:tblStylePr w:type="lastRow">
+      <w:rPr>
+        <w:b/>
+        <w:color w:val="404040"/>
+      </w:rPr>
+      <w:pPr>
+        <w:pBdr/>
+        <w:spacing/>
+        <w:ind/>
+      </w:pPr>
+      <w:tblPr>
+        <w:tblBorders/>
+      </w:tblPr>
+      <w:tcPr>
+        <w:shd w:val="clear" w:color="ffffff"/>
+        <w:tcBorders>
+          <w:top w:val="none" w:color="000000" w:sz="4" w:space="0"/>
+          <w:left w:val="none" w:color="000000" w:sz="4" w:space="0"/>
+          <w:bottom w:val="none" w:color="000000" w:sz="4" w:space="0"/>
+          <w:right w:val="none" w:color="000000" w:sz="4" w:space="0"/>
+        </w:tcBorders>
+      </w:tcPr>
+    </w:tblStylePr>
     <w:tblStylePr w:type="nwCell">
       <w:pPr>
         <w:pBdr/>
@@ -18020,9 +18101,9 @@
       </w:tcPr>
     </w:tblStylePr>
   </w:style>
-  <w:style w:type="table" w:styleId="37">
+  <w:style w:type="table" w:styleId="841">
     <w:name w:val="Grid Table 3 - Accent 4"/>
-    <w:basedOn w:val="11"/>
+    <w:basedOn w:val="815"/>
     <w:uiPriority w:val="99"/>
     <w:pPr>
       <w:pBdr/>
@@ -18121,29 +18202,6 @@
         <w:tblBorders/>
       </w:tblPr>
       <w:tcPr>
-        <w:shd w:color="ffffff"/>
-        <w:tcBorders>
-          <w:top w:val="none" w:color="000000" w:sz="4" w:space="0"/>
-          <w:left w:val="none" w:color="000000" w:sz="4" w:space="0"/>
-          <w:bottom w:val="none" w:color="000000" w:sz="4" w:space="0"/>
-          <w:right w:val="none" w:color="000000" w:sz="4" w:space="0"/>
-        </w:tcBorders>
-      </w:tcPr>
-    </w:tblStylePr>
-    <w:tblStylePr w:type="firstRow">
-      <w:rPr>
-        <w:b/>
-        <w:color w:val="404040"/>
-      </w:rPr>
-      <w:pPr>
-        <w:pBdr/>
-        <w:spacing/>
-        <w:ind/>
-      </w:pPr>
-      <w:tblPr>
-        <w:tblBorders/>
-      </w:tblPr>
-      <w:tcPr>
         <w:shd w:val="clear" w:color="ffffff"/>
         <w:tcBorders>
           <w:top w:val="none" w:color="000000" w:sz="4" w:space="0"/>
@@ -18153,30 +18211,7 @@
         </w:tcBorders>
       </w:tcPr>
     </w:tblStylePr>
-    <w:tblStylePr w:type="lastCol">
-      <w:rPr>
-        <w:i/>
-        <w:color w:val="404040"/>
-      </w:rPr>
-      <w:pPr>
-        <w:pBdr/>
-        <w:spacing/>
-        <w:ind/>
-      </w:pPr>
-      <w:tblPr>
-        <w:tblBorders/>
-      </w:tblPr>
-      <w:tcPr>
-        <w:shd w:color="ffffff"/>
-        <w:tcBorders>
-          <w:top w:val="none" w:color="000000" w:sz="4" w:space="0"/>
-          <w:left w:val="none" w:color="000000" w:sz="4" w:space="0"/>
-          <w:bottom w:val="none" w:color="000000" w:sz="4" w:space="0"/>
-          <w:right w:val="none" w:color="000000" w:sz="4" w:space="0"/>
-        </w:tcBorders>
-      </w:tcPr>
-    </w:tblStylePr>
-    <w:tblStylePr w:type="lastRow">
+    <w:tblStylePr w:type="firstRow">
       <w:rPr>
         <w:b/>
         <w:color w:val="404040"/>
@@ -18199,6 +18234,52 @@
         </w:tcBorders>
       </w:tcPr>
     </w:tblStylePr>
+    <w:tblStylePr w:type="lastCol">
+      <w:rPr>
+        <w:i/>
+        <w:color w:val="404040"/>
+      </w:rPr>
+      <w:pPr>
+        <w:pBdr/>
+        <w:spacing/>
+        <w:ind/>
+      </w:pPr>
+      <w:tblPr>
+        <w:tblBorders/>
+      </w:tblPr>
+      <w:tcPr>
+        <w:shd w:val="clear" w:color="ffffff"/>
+        <w:tcBorders>
+          <w:top w:val="none" w:color="000000" w:sz="4" w:space="0"/>
+          <w:left w:val="none" w:color="000000" w:sz="4" w:space="0"/>
+          <w:bottom w:val="none" w:color="000000" w:sz="4" w:space="0"/>
+          <w:right w:val="none" w:color="000000" w:sz="4" w:space="0"/>
+        </w:tcBorders>
+      </w:tcPr>
+    </w:tblStylePr>
+    <w:tblStylePr w:type="lastRow">
+      <w:rPr>
+        <w:b/>
+        <w:color w:val="404040"/>
+      </w:rPr>
+      <w:pPr>
+        <w:pBdr/>
+        <w:spacing/>
+        <w:ind/>
+      </w:pPr>
+      <w:tblPr>
+        <w:tblBorders/>
+      </w:tblPr>
+      <w:tcPr>
+        <w:shd w:val="clear" w:color="ffffff"/>
+        <w:tcBorders>
+          <w:top w:val="none" w:color="000000" w:sz="4" w:space="0"/>
+          <w:left w:val="none" w:color="000000" w:sz="4" w:space="0"/>
+          <w:bottom w:val="none" w:color="000000" w:sz="4" w:space="0"/>
+          <w:right w:val="none" w:color="000000" w:sz="4" w:space="0"/>
+        </w:tcBorders>
+      </w:tcPr>
+    </w:tblStylePr>
     <w:tblStylePr w:type="nwCell">
       <w:pPr>
         <w:pBdr/>
@@ -18265,9 +18346,9 @@
       </w:tcPr>
     </w:tblStylePr>
   </w:style>
-  <w:style w:type="table" w:styleId="38">
+  <w:style w:type="table" w:styleId="842">
     <w:name w:val="Grid Table 3 - Accent 5"/>
-    <w:basedOn w:val="11"/>
+    <w:basedOn w:val="815"/>
     <w:uiPriority w:val="99"/>
     <w:pPr>
       <w:pBdr/>
@@ -18366,29 +18447,6 @@
         <w:tblBorders/>
       </w:tblPr>
       <w:tcPr>
-        <w:shd w:color="ffffff"/>
-        <w:tcBorders>
-          <w:top w:val="none" w:color="000000" w:sz="4" w:space="0"/>
-          <w:left w:val="none" w:color="000000" w:sz="4" w:space="0"/>
-          <w:bottom w:val="none" w:color="000000" w:sz="4" w:space="0"/>
-          <w:right w:val="none" w:color="000000" w:sz="4" w:space="0"/>
-        </w:tcBorders>
-      </w:tcPr>
-    </w:tblStylePr>
-    <w:tblStylePr w:type="firstRow">
-      <w:rPr>
-        <w:b/>
-        <w:color w:val="404040"/>
-      </w:rPr>
-      <w:pPr>
-        <w:pBdr/>
-        <w:spacing/>
-        <w:ind/>
-      </w:pPr>
-      <w:tblPr>
-        <w:tblBorders/>
-      </w:tblPr>
-      <w:tcPr>
         <w:shd w:val="clear" w:color="ffffff"/>
         <w:tcBorders>
           <w:top w:val="none" w:color="000000" w:sz="4" w:space="0"/>
@@ -18398,30 +18456,7 @@
         </w:tcBorders>
       </w:tcPr>
     </w:tblStylePr>
-    <w:tblStylePr w:type="lastCol">
-      <w:rPr>
-        <w:i/>
-        <w:color w:val="404040"/>
-      </w:rPr>
-      <w:pPr>
-        <w:pBdr/>
-        <w:spacing/>
-        <w:ind/>
-      </w:pPr>
-      <w:tblPr>
-        <w:tblBorders/>
-      </w:tblPr>
-      <w:tcPr>
-        <w:shd w:color="ffffff"/>
-        <w:tcBorders>
-          <w:top w:val="none" w:color="000000" w:sz="4" w:space="0"/>
-          <w:left w:val="none" w:color="000000" w:sz="4" w:space="0"/>
-          <w:bottom w:val="none" w:color="000000" w:sz="4" w:space="0"/>
-          <w:right w:val="none" w:color="000000" w:sz="4" w:space="0"/>
-        </w:tcBorders>
-      </w:tcPr>
-    </w:tblStylePr>
-    <w:tblStylePr w:type="lastRow">
+    <w:tblStylePr w:type="firstRow">
       <w:rPr>
         <w:b/>
         <w:color w:val="404040"/>
@@ -18444,6 +18479,52 @@
         </w:tcBorders>
       </w:tcPr>
     </w:tblStylePr>
+    <w:tblStylePr w:type="lastCol">
+      <w:rPr>
+        <w:i/>
+        <w:color w:val="404040"/>
+      </w:rPr>
+      <w:pPr>
+        <w:pBdr/>
+        <w:spacing/>
+        <w:ind/>
+      </w:pPr>
+      <w:tblPr>
+        <w:tblBorders/>
+      </w:tblPr>
+      <w:tcPr>
+        <w:shd w:val="clear" w:color="ffffff"/>
+        <w:tcBorders>
+          <w:top w:val="none" w:color="000000" w:sz="4" w:space="0"/>
+          <w:left w:val="none" w:color="000000" w:sz="4" w:space="0"/>
+          <w:bottom w:val="none" w:color="000000" w:sz="4" w:space="0"/>
+          <w:right w:val="none" w:color="000000" w:sz="4" w:space="0"/>
+        </w:tcBorders>
+      </w:tcPr>
+    </w:tblStylePr>
+    <w:tblStylePr w:type="lastRow">
+      <w:rPr>
+        <w:b/>
+        <w:color w:val="404040"/>
+      </w:rPr>
+      <w:pPr>
+        <w:pBdr/>
+        <w:spacing/>
+        <w:ind/>
+      </w:pPr>
+      <w:tblPr>
+        <w:tblBorders/>
+      </w:tblPr>
+      <w:tcPr>
+        <w:shd w:val="clear" w:color="ffffff"/>
+        <w:tcBorders>
+          <w:top w:val="none" w:color="000000" w:sz="4" w:space="0"/>
+          <w:left w:val="none" w:color="000000" w:sz="4" w:space="0"/>
+          <w:bottom w:val="none" w:color="000000" w:sz="4" w:space="0"/>
+          <w:right w:val="none" w:color="000000" w:sz="4" w:space="0"/>
+        </w:tcBorders>
+      </w:tcPr>
+    </w:tblStylePr>
     <w:tblStylePr w:type="nwCell">
       <w:pPr>
         <w:pBdr/>
@@ -18510,9 +18591,9 @@
       </w:tcPr>
     </w:tblStylePr>
   </w:style>
-  <w:style w:type="table" w:styleId="39">
+  <w:style w:type="table" w:styleId="843">
     <w:name w:val="Grid Table 3 - Accent 6"/>
-    <w:basedOn w:val="11"/>
+    <w:basedOn w:val="815"/>
     <w:uiPriority w:val="99"/>
     <w:pPr>
       <w:pBdr/>
@@ -18611,29 +18692,6 @@
         <w:tblBorders/>
       </w:tblPr>
       <w:tcPr>
-        <w:shd w:color="ffffff"/>
-        <w:tcBorders>
-          <w:top w:val="none" w:color="000000" w:sz="4" w:space="0"/>
-          <w:left w:val="none" w:color="000000" w:sz="4" w:space="0"/>
-          <w:bottom w:val="none" w:color="000000" w:sz="4" w:space="0"/>
-          <w:right w:val="none" w:color="000000" w:sz="4" w:space="0"/>
-        </w:tcBorders>
-      </w:tcPr>
-    </w:tblStylePr>
-    <w:tblStylePr w:type="firstRow">
-      <w:rPr>
-        <w:b/>
-        <w:color w:val="404040"/>
-      </w:rPr>
-      <w:pPr>
-        <w:pBdr/>
-        <w:spacing/>
-        <w:ind/>
-      </w:pPr>
-      <w:tblPr>
-        <w:tblBorders/>
-      </w:tblPr>
-      <w:tcPr>
         <w:shd w:val="clear" w:color="ffffff"/>
         <w:tcBorders>
           <w:top w:val="none" w:color="000000" w:sz="4" w:space="0"/>
@@ -18643,30 +18701,7 @@
         </w:tcBorders>
       </w:tcPr>
     </w:tblStylePr>
-    <w:tblStylePr w:type="lastCol">
-      <w:rPr>
-        <w:i/>
-        <w:color w:val="404040"/>
-      </w:rPr>
-      <w:pPr>
-        <w:pBdr/>
-        <w:spacing/>
-        <w:ind/>
-      </w:pPr>
-      <w:tblPr>
-        <w:tblBorders/>
-      </w:tblPr>
-      <w:tcPr>
-        <w:shd w:color="ffffff"/>
-        <w:tcBorders>
-          <w:top w:val="none" w:color="000000" w:sz="4" w:space="0"/>
-          <w:left w:val="none" w:color="000000" w:sz="4" w:space="0"/>
-          <w:bottom w:val="none" w:color="000000" w:sz="4" w:space="0"/>
-          <w:right w:val="none" w:color="000000" w:sz="4" w:space="0"/>
-        </w:tcBorders>
-      </w:tcPr>
-    </w:tblStylePr>
-    <w:tblStylePr w:type="lastRow">
+    <w:tblStylePr w:type="firstRow">
       <w:rPr>
         <w:b/>
         <w:color w:val="404040"/>
@@ -18689,6 +18724,52 @@
         </w:tcBorders>
       </w:tcPr>
     </w:tblStylePr>
+    <w:tblStylePr w:type="lastCol">
+      <w:rPr>
+        <w:i/>
+        <w:color w:val="404040"/>
+      </w:rPr>
+      <w:pPr>
+        <w:pBdr/>
+        <w:spacing/>
+        <w:ind/>
+      </w:pPr>
+      <w:tblPr>
+        <w:tblBorders/>
+      </w:tblPr>
+      <w:tcPr>
+        <w:shd w:val="clear" w:color="ffffff"/>
+        <w:tcBorders>
+          <w:top w:val="none" w:color="000000" w:sz="4" w:space="0"/>
+          <w:left w:val="none" w:color="000000" w:sz="4" w:space="0"/>
+          <w:bottom w:val="none" w:color="000000" w:sz="4" w:space="0"/>
+          <w:right w:val="none" w:color="000000" w:sz="4" w:space="0"/>
+        </w:tcBorders>
+      </w:tcPr>
+    </w:tblStylePr>
+    <w:tblStylePr w:type="lastRow">
+      <w:rPr>
+        <w:b/>
+        <w:color w:val="404040"/>
+      </w:rPr>
+      <w:pPr>
+        <w:pBdr/>
+        <w:spacing/>
+        <w:ind/>
+      </w:pPr>
+      <w:tblPr>
+        <w:tblBorders/>
+      </w:tblPr>
+      <w:tcPr>
+        <w:shd w:val="clear" w:color="ffffff"/>
+        <w:tcBorders>
+          <w:top w:val="none" w:color="000000" w:sz="4" w:space="0"/>
+          <w:left w:val="none" w:color="000000" w:sz="4" w:space="0"/>
+          <w:bottom w:val="none" w:color="000000" w:sz="4" w:space="0"/>
+          <w:right w:val="none" w:color="000000" w:sz="4" w:space="0"/>
+        </w:tcBorders>
+      </w:tcPr>
+    </w:tblStylePr>
     <w:tblStylePr w:type="nwCell">
       <w:pPr>
         <w:pBdr/>
@@ -18755,9 +18836,9 @@
       </w:tcPr>
     </w:tblStylePr>
   </w:style>
-  <w:style w:type="table" w:styleId="40">
+  <w:style w:type="table" w:styleId="844">
     <w:name w:val="Grid Table 4"/>
-    <w:basedOn w:val="11"/>
+    <w:basedOn w:val="815"/>
     <w:uiPriority w:val="59"/>
     <w:pPr>
       <w:pBdr/>
@@ -18988,9 +19069,9 @@
       </w:tcPr>
     </w:tblStylePr>
   </w:style>
-  <w:style w:type="table" w:styleId="41">
+  <w:style w:type="table" w:styleId="845">
     <w:name w:val="Grid Table 4 - Accent 1"/>
-    <w:basedOn w:val="11"/>
+    <w:basedOn w:val="815"/>
     <w:uiPriority w:val="59"/>
     <w:pPr>
       <w:pBdr/>
@@ -19221,9 +19302,9 @@
       </w:tcPr>
     </w:tblStylePr>
   </w:style>
-  <w:style w:type="table" w:styleId="42">
+  <w:style w:type="table" w:styleId="846">
     <w:name w:val="Grid Table 4 - Accent 2"/>
-    <w:basedOn w:val="11"/>
+    <w:basedOn w:val="815"/>
     <w:uiPriority w:val="59"/>
     <w:pPr>
       <w:pBdr/>
@@ -19454,9 +19535,9 @@
       </w:tcPr>
     </w:tblStylePr>
   </w:style>
-  <w:style w:type="table" w:styleId="43">
+  <w:style w:type="table" w:styleId="847">
     <w:name w:val="Grid Table 4 - Accent 3"/>
-    <w:basedOn w:val="11"/>
+    <w:basedOn w:val="815"/>
     <w:uiPriority w:val="59"/>
     <w:pPr>
       <w:pBdr/>
@@ -19687,9 +19768,9 @@
       </w:tcPr>
     </w:tblStylePr>
   </w:style>
-  <w:style w:type="table" w:styleId="44">
+  <w:style w:type="table" w:styleId="848">
     <w:name w:val="Grid Table 4 - Accent 4"/>
-    <w:basedOn w:val="11"/>
+    <w:basedOn w:val="815"/>
     <w:uiPriority w:val="59"/>
     <w:pPr>
       <w:pBdr/>
@@ -19920,9 +20001,9 @@
       </w:tcPr>
     </w:tblStylePr>
   </w:style>
-  <w:style w:type="table" w:styleId="45">
+  <w:style w:type="table" w:styleId="849">
     <w:name w:val="Grid Table 4 - Accent 5"/>
-    <w:basedOn w:val="11"/>
+    <w:basedOn w:val="815"/>
     <w:uiPriority w:val="59"/>
     <w:pPr>
       <w:pBdr/>
@@ -20153,9 +20234,9 @@
       </w:tcPr>
     </w:tblStylePr>
   </w:style>
-  <w:style w:type="table" w:styleId="46">
+  <w:style w:type="table" w:styleId="850">
     <w:name w:val="Grid Table 4 - Accent 6"/>
-    <w:basedOn w:val="11"/>
+    <w:basedOn w:val="815"/>
     <w:uiPriority w:val="59"/>
     <w:pPr>
       <w:pBdr/>
@@ -20386,9 +20467,9 @@
       </w:tcPr>
     </w:tblStylePr>
   </w:style>
-  <w:style w:type="table" w:styleId="47">
+  <w:style w:type="table" w:styleId="851">
     <w:name w:val="Grid Table 5 Dark"/>
-    <w:basedOn w:val="11"/>
+    <w:basedOn w:val="815"/>
     <w:uiPriority w:val="99"/>
     <w:pPr>
       <w:pBdr/>
@@ -20614,9 +20695,9 @@
       </w:tcPr>
     </w:tblStylePr>
   </w:style>
-  <w:style w:type="table" w:styleId="48">
+  <w:style w:type="table" w:styleId="852">
     <w:name w:val="Grid Table 5 Dark- Accent 1"/>
-    <w:basedOn w:val="11"/>
+    <w:basedOn w:val="815"/>
     <w:uiPriority w:val="99"/>
     <w:pPr>
       <w:pBdr/>
@@ -20842,9 +20923,9 @@
       </w:tcPr>
     </w:tblStylePr>
   </w:style>
-  <w:style w:type="table" w:styleId="49">
+  <w:style w:type="table" w:styleId="853">
     <w:name w:val="Grid Table 5 Dark - Accent 2"/>
-    <w:basedOn w:val="11"/>
+    <w:basedOn w:val="815"/>
     <w:uiPriority w:val="99"/>
     <w:pPr>
       <w:pBdr/>
@@ -21070,9 +21151,9 @@
       </w:tcPr>
     </w:tblStylePr>
   </w:style>
-  <w:style w:type="table" w:styleId="50">
+  <w:style w:type="table" w:styleId="854">
     <w:name w:val="Grid Table 5 Dark - Accent 3"/>
-    <w:basedOn w:val="11"/>
+    <w:basedOn w:val="815"/>
     <w:uiPriority w:val="99"/>
     <w:pPr>
       <w:pBdr/>
@@ -21298,9 +21379,9 @@
       </w:tcPr>
     </w:tblStylePr>
   </w:style>
-  <w:style w:type="table" w:styleId="51">
+  <w:style w:type="table" w:styleId="855">
     <w:name w:val="Grid Table 5 Dark- Accent 4"/>
-    <w:basedOn w:val="11"/>
+    <w:basedOn w:val="815"/>
     <w:uiPriority w:val="99"/>
     <w:pPr>
       <w:pBdr/>
@@ -21526,9 +21607,9 @@
       </w:tcPr>
     </w:tblStylePr>
   </w:style>
-  <w:style w:type="table" w:styleId="52">
+  <w:style w:type="table" w:styleId="856">
     <w:name w:val="Grid Table 5 Dark - Accent 5"/>
-    <w:basedOn w:val="11"/>
+    <w:basedOn w:val="815"/>
     <w:uiPriority w:val="99"/>
     <w:pPr>
       <w:pBdr/>
@@ -21754,9 +21835,9 @@
       </w:tcPr>
     </w:tblStylePr>
   </w:style>
-  <w:style w:type="table" w:styleId="53">
+  <w:style w:type="table" w:styleId="857">
     <w:name w:val="Grid Table 5 Dark - Accent 6"/>
-    <w:basedOn w:val="11"/>
+    <w:basedOn w:val="815"/>
     <w:uiPriority w:val="99"/>
     <w:pPr>
       <w:pBdr/>
@@ -21982,9 +22063,9 @@
       </w:tcPr>
     </w:tblStylePr>
   </w:style>
-  <w:style w:type="table" w:styleId="54">
+  <w:style w:type="table" w:styleId="858">
     <w:name w:val="Grid Table 6 Colorful"/>
-    <w:basedOn w:val="11"/>
+    <w:basedOn w:val="815"/>
     <w:uiPriority w:val="99"/>
     <w:pPr>
       <w:pBdr/>
@@ -22212,9 +22293,9 @@
       </w:tcPr>
     </w:tblStylePr>
   </w:style>
-  <w:style w:type="table" w:styleId="55">
+  <w:style w:type="table" w:styleId="859">
     <w:name w:val="Grid Table 6 Colorful - Accent 1"/>
-    <w:basedOn w:val="11"/>
+    <w:basedOn w:val="815"/>
     <w:uiPriority w:val="99"/>
     <w:pPr>
       <w:pBdr/>
@@ -22442,9 +22523,9 @@
       </w:tcPr>
     </w:tblStylePr>
   </w:style>
-  <w:style w:type="table" w:styleId="56">
+  <w:style w:type="table" w:styleId="860">
     <w:name w:val="Grid Table 6 Colorful - Accent 2"/>
-    <w:basedOn w:val="11"/>
+    <w:basedOn w:val="815"/>
     <w:uiPriority w:val="99"/>
     <w:pPr>
       <w:pBdr/>
@@ -22672,9 +22753,9 @@
       </w:tcPr>
     </w:tblStylePr>
   </w:style>
-  <w:style w:type="table" w:styleId="57">
+  <w:style w:type="table" w:styleId="861">
     <w:name w:val="Grid Table 6 Colorful - Accent 3"/>
-    <w:basedOn w:val="11"/>
+    <w:basedOn w:val="815"/>
     <w:uiPriority w:val="99"/>
     <w:pPr>
       <w:pBdr/>
@@ -22902,9 +22983,9 @@
       </w:tcPr>
     </w:tblStylePr>
   </w:style>
-  <w:style w:type="table" w:styleId="58">
+  <w:style w:type="table" w:styleId="862">
     <w:name w:val="Grid Table 6 Colorful - Accent 4"/>
-    <w:basedOn w:val="11"/>
+    <w:basedOn w:val="815"/>
     <w:uiPriority w:val="99"/>
     <w:pPr>
       <w:pBdr/>
@@ -23132,9 +23213,9 @@
       </w:tcPr>
     </w:tblStylePr>
   </w:style>
-  <w:style w:type="table" w:styleId="59">
+  <w:style w:type="table" w:styleId="863">
     <w:name w:val="Grid Table 6 Colorful - Accent 5"/>
-    <w:basedOn w:val="11"/>
+    <w:basedOn w:val="815"/>
     <w:uiPriority w:val="99"/>
     <w:pPr>
       <w:pBdr/>
@@ -23362,9 +23443,9 @@
       </w:tcPr>
     </w:tblStylePr>
   </w:style>
-  <w:style w:type="table" w:styleId="60">
+  <w:style w:type="table" w:styleId="864">
     <w:name w:val="Grid Table 6 Colorful - Accent 6"/>
-    <w:basedOn w:val="11"/>
+    <w:basedOn w:val="815"/>
     <w:uiPriority w:val="99"/>
     <w:pPr>
       <w:pBdr/>
@@ -23592,9 +23673,9 @@
       </w:tcPr>
     </w:tblStylePr>
   </w:style>
-  <w:style w:type="table" w:styleId="61">
+  <w:style w:type="table" w:styleId="865">
     <w:name w:val="Grid Table 7 Colorful"/>
-    <w:basedOn w:val="11"/>
+    <w:basedOn w:val="815"/>
     <w:uiPriority w:val="99"/>
     <w:pPr>
       <w:pBdr/>
@@ -23696,11 +23777,11 @@
         <w:tblBorders/>
       </w:tblPr>
       <w:tcPr>
-        <w:shd w:color="ffffff"/>
+        <w:shd w:val="clear" w:color="ffffff"/>
         <w:tcBorders>
-          <w:top w:val="none"/>
-          <w:left w:val="none"/>
-          <w:bottom w:val="none"/>
+          <w:top w:val="none" w:color="000000" w:sz="4" w:space="0"/>
+          <w:left w:val="none" w:color="000000" w:sz="4" w:space="0"/>
+          <w:bottom w:val="none" w:color="000000" w:sz="4" w:space="0"/>
           <w:right w:val="single" w:color="000000" w:themeColor="text1" w:themeTint="80" w:sz="4" w:space="0"/>
         </w:tcBorders>
       </w:tcPr>
@@ -23723,10 +23804,10 @@
       <w:tcPr>
         <w:shd w:val="clear" w:color="ffffff" w:themeColor="light1" w:fill="ffffff" w:themeFill="light1"/>
         <w:tcBorders>
-          <w:top w:val="none"/>
-          <w:left w:val="none"/>
+          <w:top w:val="none" w:color="000000" w:sz="4" w:space="0"/>
+          <w:left w:val="none" w:color="000000" w:sz="4" w:space="0"/>
           <w:bottom w:val="single" w:color="000000" w:themeColor="text1" w:themeTint="80" w:sz="4" w:space="0"/>
-          <w:right w:val="none"/>
+          <w:right w:val="none" w:color="000000" w:sz="4" w:space="0"/>
         </w:tcBorders>
       </w:tcPr>
     </w:tblStylePr>
@@ -23746,12 +23827,12 @@
         <w:tblBorders/>
       </w:tblPr>
       <w:tcPr>
-        <w:shd w:color="ffffff"/>
+        <w:shd w:val="clear" w:color="ffffff"/>
         <w:tcBorders>
-          <w:top w:val="none"/>
+          <w:top w:val="none" w:color="000000" w:sz="4" w:space="0"/>
           <w:left w:val="single" w:color="000000" w:themeColor="text1" w:themeTint="80" w:sz="4" w:space="0"/>
-          <w:bottom w:val="none"/>
-          <w:right w:val="none"/>
+          <w:bottom w:val="none" w:color="000000" w:sz="4" w:space="0"/>
+          <w:right w:val="none" w:color="000000" w:sz="4" w:space="0"/>
         </w:tcBorders>
       </w:tcPr>
     </w:tblStylePr>
@@ -23774,9 +23855,9 @@
         <w:shd w:val="clear" w:color="ffffff" w:themeColor="light1" w:fill="ffffff" w:themeFill="light1"/>
         <w:tcBorders>
           <w:top w:val="single" w:color="000000" w:themeColor="text1" w:themeTint="80" w:sz="4" w:space="0"/>
-          <w:left w:val="none"/>
-          <w:bottom w:val="none"/>
-          <w:right w:val="none"/>
+          <w:left w:val="none" w:color="000000" w:sz="4" w:space="0"/>
+          <w:bottom w:val="none" w:color="000000" w:sz="4" w:space="0"/>
+          <w:right w:val="none" w:color="000000" w:sz="4" w:space="0"/>
         </w:tcBorders>
       </w:tcPr>
     </w:tblStylePr>
@@ -23846,9 +23927,9 @@
       </w:tcPr>
     </w:tblStylePr>
   </w:style>
-  <w:style w:type="table" w:styleId="62">
+  <w:style w:type="table" w:styleId="866">
     <w:name w:val="Grid Table 7 Colorful - Accent 1"/>
-    <w:basedOn w:val="11"/>
+    <w:basedOn w:val="815"/>
     <w:uiPriority w:val="99"/>
     <w:pPr>
       <w:pBdr/>
@@ -23950,11 +24031,11 @@
         <w:tblBorders/>
       </w:tblPr>
       <w:tcPr>
-        <w:shd w:color="ffffff"/>
+        <w:shd w:val="clear" w:color="ffffff"/>
         <w:tcBorders>
-          <w:top w:val="none"/>
-          <w:left w:val="none"/>
-          <w:bottom w:val="none"/>
+          <w:top w:val="none" w:color="000000" w:sz="4" w:space="0"/>
+          <w:left w:val="none" w:color="000000" w:sz="4" w:space="0"/>
+          <w:bottom w:val="none" w:color="000000" w:sz="4" w:space="0"/>
           <w:right w:val="single" w:color="000000" w:themeColor="accent1" w:themeTint="80" w:sz="4" w:space="0"/>
         </w:tcBorders>
       </w:tcPr>
@@ -23977,10 +24058,10 @@
       <w:tcPr>
         <w:shd w:val="clear" w:color="ffffff" w:themeColor="light1" w:fill="ffffff" w:themeFill="light1"/>
         <w:tcBorders>
-          <w:top w:val="none"/>
-          <w:left w:val="none"/>
+          <w:top w:val="none" w:color="000000" w:sz="4" w:space="0"/>
+          <w:left w:val="none" w:color="000000" w:sz="4" w:space="0"/>
           <w:bottom w:val="single" w:color="000000" w:themeColor="accent1" w:themeTint="80" w:sz="4" w:space="0"/>
-          <w:right w:val="none"/>
+          <w:right w:val="none" w:color="000000" w:sz="4" w:space="0"/>
         </w:tcBorders>
       </w:tcPr>
     </w:tblStylePr>
@@ -24000,12 +24081,12 @@
         <w:tblBorders/>
       </w:tblPr>
       <w:tcPr>
-        <w:shd w:color="ffffff"/>
+        <w:shd w:val="clear" w:color="ffffff"/>
         <w:tcBorders>
-          <w:top w:val="none"/>
+          <w:top w:val="none" w:color="000000" w:sz="4" w:space="0"/>
           <w:left w:val="single" w:color="000000" w:themeColor="accent1" w:themeTint="80" w:sz="4" w:space="0"/>
-          <w:bottom w:val="none"/>
-          <w:right w:val="none"/>
+          <w:bottom w:val="none" w:color="000000" w:sz="4" w:space="0"/>
+          <w:right w:val="none" w:color="000000" w:sz="4" w:space="0"/>
         </w:tcBorders>
       </w:tcPr>
     </w:tblStylePr>
@@ -24028,9 +24109,9 @@
         <w:shd w:val="clear" w:color="ffffff" w:themeColor="light1" w:fill="ffffff" w:themeFill="light1"/>
         <w:tcBorders>
           <w:top w:val="single" w:color="000000" w:themeColor="accent1" w:themeTint="80" w:sz="4" w:space="0"/>
-          <w:left w:val="none"/>
-          <w:bottom w:val="none"/>
-          <w:right w:val="none"/>
+          <w:left w:val="none" w:color="000000" w:sz="4" w:space="0"/>
+          <w:bottom w:val="none" w:color="000000" w:sz="4" w:space="0"/>
+          <w:right w:val="none" w:color="000000" w:sz="4" w:space="0"/>
         </w:tcBorders>
       </w:tcPr>
     </w:tblStylePr>
@@ -24100,9 +24181,9 @@
       </w:tcPr>
     </w:tblStylePr>
   </w:style>
-  <w:style w:type="table" w:styleId="63">
+  <w:style w:type="table" w:styleId="867">
     <w:name w:val="Grid Table 7 Colorful - Accent 2"/>
-    <w:basedOn w:val="11"/>
+    <w:basedOn w:val="815"/>
     <w:uiPriority w:val="99"/>
     <w:pPr>
       <w:pBdr/>
@@ -24204,11 +24285,11 @@
         <w:tblBorders/>
       </w:tblPr>
       <w:tcPr>
-        <w:shd w:color="ffffff"/>
+        <w:shd w:val="clear" w:color="ffffff"/>
         <w:tcBorders>
-          <w:top w:val="none"/>
-          <w:left w:val="none"/>
-          <w:bottom w:val="none"/>
+          <w:top w:val="none" w:color="000000" w:sz="4" w:space="0"/>
+          <w:left w:val="none" w:color="000000" w:sz="4" w:space="0"/>
+          <w:bottom w:val="none" w:color="000000" w:sz="4" w:space="0"/>
           <w:right w:val="single" w:color="000000" w:themeColor="accent2" w:themeTint="97" w:sz="4" w:space="0"/>
         </w:tcBorders>
       </w:tcPr>
@@ -24231,10 +24312,10 @@
       <w:tcPr>
         <w:shd w:val="clear" w:color="ffffff" w:themeColor="light1" w:fill="ffffff" w:themeFill="light1"/>
         <w:tcBorders>
-          <w:top w:val="none"/>
-          <w:left w:val="none"/>
+          <w:top w:val="none" w:color="000000" w:sz="4" w:space="0"/>
+          <w:left w:val="none" w:color="000000" w:sz="4" w:space="0"/>
           <w:bottom w:val="single" w:color="000000" w:themeColor="accent2" w:themeTint="97" w:sz="4" w:space="0"/>
-          <w:right w:val="none"/>
+          <w:right w:val="none" w:color="000000" w:sz="4" w:space="0"/>
         </w:tcBorders>
       </w:tcPr>
     </w:tblStylePr>
@@ -24254,12 +24335,12 @@
         <w:tblBorders/>
       </w:tblPr>
       <w:tcPr>
-        <w:shd w:color="ffffff"/>
+        <w:shd w:val="clear" w:color="ffffff"/>
         <w:tcBorders>
-          <w:top w:val="none"/>
+          <w:top w:val="none" w:color="000000" w:sz="4" w:space="0"/>
           <w:left w:val="single" w:color="000000" w:themeColor="accent2" w:themeTint="97" w:sz="4" w:space="0"/>
-          <w:bottom w:val="none"/>
-          <w:right w:val="none"/>
+          <w:bottom w:val="none" w:color="000000" w:sz="4" w:space="0"/>
+          <w:right w:val="none" w:color="000000" w:sz="4" w:space="0"/>
         </w:tcBorders>
       </w:tcPr>
     </w:tblStylePr>
@@ -24282,9 +24363,9 @@
         <w:shd w:val="clear" w:color="ffffff" w:themeColor="light1" w:fill="ffffff" w:themeFill="light1"/>
         <w:tcBorders>
           <w:top w:val="single" w:color="000000" w:themeColor="accent2" w:themeTint="97" w:sz="4" w:space="0"/>
-          <w:left w:val="none"/>
-          <w:bottom w:val="none"/>
-          <w:right w:val="none"/>
+          <w:left w:val="none" w:color="000000" w:sz="4" w:space="0"/>
+          <w:bottom w:val="none" w:color="000000" w:sz="4" w:space="0"/>
+          <w:right w:val="none" w:color="000000" w:sz="4" w:space="0"/>
         </w:tcBorders>
       </w:tcPr>
     </w:tblStylePr>
@@ -24354,9 +24435,9 @@
       </w:tcPr>
     </w:tblStylePr>
   </w:style>
-  <w:style w:type="table" w:styleId="64">
+  <w:style w:type="table" w:styleId="868">
     <w:name w:val="Grid Table 7 Colorful - Accent 3"/>
-    <w:basedOn w:val="11"/>
+    <w:basedOn w:val="815"/>
     <w:uiPriority w:val="99"/>
     <w:pPr>
       <w:pBdr/>
@@ -24458,11 +24539,11 @@
         <w:tblBorders/>
       </w:tblPr>
       <w:tcPr>
-        <w:shd w:color="ffffff"/>
+        <w:shd w:val="clear" w:color="ffffff"/>
         <w:tcBorders>
-          <w:top w:val="none"/>
-          <w:left w:val="none"/>
-          <w:bottom w:val="none"/>
+          <w:top w:val="none" w:color="000000" w:sz="4" w:space="0"/>
+          <w:left w:val="none" w:color="000000" w:sz="4" w:space="0"/>
+          <w:bottom w:val="none" w:color="000000" w:sz="4" w:space="0"/>
           <w:right w:val="single" w:color="000000" w:themeColor="accent3" w:themeTint="FE" w:sz="4" w:space="0"/>
         </w:tcBorders>
       </w:tcPr>
@@ -24485,10 +24566,10 @@
       <w:tcPr>
         <w:shd w:val="clear" w:color="ffffff" w:themeColor="light1" w:fill="ffffff" w:themeFill="light1"/>
         <w:tcBorders>
-          <w:top w:val="none"/>
-          <w:left w:val="none"/>
+          <w:top w:val="none" w:color="000000" w:sz="4" w:space="0"/>
+          <w:left w:val="none" w:color="000000" w:sz="4" w:space="0"/>
           <w:bottom w:val="single" w:color="000000" w:themeColor="accent3" w:themeTint="FE" w:sz="4" w:space="0"/>
-          <w:right w:val="none"/>
+          <w:right w:val="none" w:color="000000" w:sz="4" w:space="0"/>
         </w:tcBorders>
       </w:tcPr>
     </w:tblStylePr>
@@ -24508,12 +24589,12 @@
         <w:tblBorders/>
       </w:tblPr>
       <w:tcPr>
-        <w:shd w:color="ffffff"/>
+        <w:shd w:val="clear" w:color="ffffff"/>
         <w:tcBorders>
-          <w:top w:val="none"/>
+          <w:top w:val="none" w:color="000000" w:sz="4" w:space="0"/>
           <w:left w:val="single" w:color="000000" w:themeColor="accent3" w:themeTint="FE" w:sz="4" w:space="0"/>
-          <w:bottom w:val="none"/>
-          <w:right w:val="none"/>
+          <w:bottom w:val="none" w:color="000000" w:sz="4" w:space="0"/>
+          <w:right w:val="none" w:color="000000" w:sz="4" w:space="0"/>
         </w:tcBorders>
       </w:tcPr>
     </w:tblStylePr>
@@ -24536,9 +24617,9 @@
         <w:shd w:val="clear" w:color="ffffff" w:themeColor="light1" w:fill="ffffff" w:themeFill="light1"/>
         <w:tcBorders>
           <w:top w:val="single" w:color="000000" w:themeColor="accent3" w:themeTint="FE" w:sz="4" w:space="0"/>
-          <w:left w:val="none"/>
-          <w:bottom w:val="none"/>
-          <w:right w:val="none"/>
+          <w:left w:val="none" w:color="000000" w:sz="4" w:space="0"/>
+          <w:bottom w:val="none" w:color="000000" w:sz="4" w:space="0"/>
+          <w:right w:val="none" w:color="000000" w:sz="4" w:space="0"/>
         </w:tcBorders>
       </w:tcPr>
     </w:tblStylePr>
@@ -24608,9 +24689,9 @@
       </w:tcPr>
     </w:tblStylePr>
   </w:style>
-  <w:style w:type="table" w:styleId="65">
+  <w:style w:type="table" w:styleId="869">
     <w:name w:val="Grid Table 7 Colorful - Accent 4"/>
-    <w:basedOn w:val="11"/>
+    <w:basedOn w:val="815"/>
     <w:uiPriority w:val="99"/>
     <w:pPr>
       <w:pBdr/>
@@ -24712,11 +24793,11 @@
         <w:tblBorders/>
       </w:tblPr>
       <w:tcPr>
-        <w:shd w:color="ffffff"/>
+        <w:shd w:val="clear" w:color="ffffff"/>
         <w:tcBorders>
-          <w:top w:val="none"/>
-          <w:left w:val="none"/>
-          <w:bottom w:val="none"/>
+          <w:top w:val="none" w:color="000000" w:sz="4" w:space="0"/>
+          <w:left w:val="none" w:color="000000" w:sz="4" w:space="0"/>
+          <w:bottom w:val="none" w:color="000000" w:sz="4" w:space="0"/>
           <w:right w:val="single" w:color="000000" w:themeColor="accent4" w:themeTint="9A" w:sz="4" w:space="0"/>
         </w:tcBorders>
       </w:tcPr>
@@ -24739,10 +24820,10 @@
       <w:tcPr>
         <w:shd w:val="clear" w:color="ffffff" w:themeColor="light1" w:fill="ffffff" w:themeFill="light1"/>
         <w:tcBorders>
-          <w:top w:val="none"/>
-          <w:left w:val="none"/>
+          <w:top w:val="none" w:color="000000" w:sz="4" w:space="0"/>
+          <w:left w:val="none" w:color="000000" w:sz="4" w:space="0"/>
           <w:bottom w:val="single" w:color="000000" w:themeColor="accent4" w:themeTint="9A" w:sz="4" w:space="0"/>
-          <w:right w:val="none"/>
+          <w:right w:val="none" w:color="000000" w:sz="4" w:space="0"/>
         </w:tcBorders>
       </w:tcPr>
     </w:tblStylePr>
@@ -24762,12 +24843,12 @@
         <w:tblBorders/>
       </w:tblPr>
       <w:tcPr>
-        <w:shd w:color="ffffff"/>
+        <w:shd w:val="clear" w:color="ffffff"/>
         <w:tcBorders>
-          <w:top w:val="none"/>
+          <w:top w:val="none" w:color="000000" w:sz="4" w:space="0"/>
           <w:left w:val="single" w:color="000000" w:themeColor="accent4" w:themeTint="9A" w:sz="4" w:space="0"/>
-          <w:bottom w:val="none"/>
-          <w:right w:val="none"/>
+          <w:bottom w:val="none" w:color="000000" w:sz="4" w:space="0"/>
+          <w:right w:val="none" w:color="000000" w:sz="4" w:space="0"/>
         </w:tcBorders>
       </w:tcPr>
     </w:tblStylePr>
@@ -24790,9 +24871,9 @@
         <w:shd w:val="clear" w:color="ffffff" w:themeColor="light1" w:fill="ffffff" w:themeFill="light1"/>
         <w:tcBorders>
           <w:top w:val="single" w:color="000000" w:themeColor="accent4" w:themeTint="9A" w:sz="4" w:space="0"/>
-          <w:left w:val="none"/>
-          <w:bottom w:val="none"/>
-          <w:right w:val="none"/>
+          <w:left w:val="none" w:color="000000" w:sz="4" w:space="0"/>
+          <w:bottom w:val="none" w:color="000000" w:sz="4" w:space="0"/>
+          <w:right w:val="none" w:color="000000" w:sz="4" w:space="0"/>
         </w:tcBorders>
       </w:tcPr>
     </w:tblStylePr>
@@ -24862,9 +24943,9 @@
       </w:tcPr>
     </w:tblStylePr>
   </w:style>
-  <w:style w:type="table" w:styleId="66">
+  <w:style w:type="table" w:styleId="870">
     <w:name w:val="Grid Table 7 Colorful - Accent 5"/>
-    <w:basedOn w:val="11"/>
+    <w:basedOn w:val="815"/>
     <w:uiPriority w:val="99"/>
     <w:pPr>
       <w:pBdr/>
@@ -24966,11 +25047,11 @@
         <w:tblBorders/>
       </w:tblPr>
       <w:tcPr>
-        <w:shd w:color="ffffff"/>
+        <w:shd w:val="clear" w:color="ffffff"/>
         <w:tcBorders>
-          <w:top w:val="none"/>
-          <w:left w:val="none"/>
-          <w:bottom w:val="none"/>
+          <w:top w:val="none" w:color="000000" w:sz="4" w:space="0"/>
+          <w:left w:val="none" w:color="000000" w:sz="4" w:space="0"/>
+          <w:bottom w:val="none" w:color="000000" w:sz="4" w:space="0"/>
           <w:right w:val="single" w:color="000000" w:themeColor="accent5" w:themeTint="90" w:sz="4" w:space="0"/>
         </w:tcBorders>
       </w:tcPr>
@@ -24993,10 +25074,10 @@
       <w:tcPr>
         <w:shd w:val="clear" w:color="ffffff" w:themeColor="light1" w:fill="ffffff" w:themeFill="light1"/>
         <w:tcBorders>
-          <w:top w:val="none"/>
-          <w:left w:val="none"/>
+          <w:top w:val="none" w:color="000000" w:sz="4" w:space="0"/>
+          <w:left w:val="none" w:color="000000" w:sz="4" w:space="0"/>
           <w:bottom w:val="single" w:color="000000" w:themeColor="accent5" w:themeTint="90" w:sz="4" w:space="0"/>
-          <w:right w:val="none"/>
+          <w:right w:val="none" w:color="000000" w:sz="4" w:space="0"/>
         </w:tcBorders>
       </w:tcPr>
     </w:tblStylePr>
@@ -25016,12 +25097,12 @@
         <w:tblBorders/>
       </w:tblPr>
       <w:tcPr>
-        <w:shd w:color="ffffff"/>
+        <w:shd w:val="clear" w:color="ffffff"/>
         <w:tcBorders>
-          <w:top w:val="none"/>
+          <w:top w:val="none" w:color="000000" w:sz="4" w:space="0"/>
           <w:left w:val="single" w:color="000000" w:themeColor="accent5" w:themeTint="90" w:sz="4" w:space="0"/>
-          <w:bottom w:val="none"/>
-          <w:right w:val="none"/>
+          <w:bottom w:val="none" w:color="000000" w:sz="4" w:space="0"/>
+          <w:right w:val="none" w:color="000000" w:sz="4" w:space="0"/>
         </w:tcBorders>
       </w:tcPr>
     </w:tblStylePr>
@@ -25044,9 +25125,9 @@
         <w:shd w:val="clear" w:color="ffffff" w:themeColor="light1" w:fill="ffffff" w:themeFill="light1"/>
         <w:tcBorders>
           <w:top w:val="single" w:color="000000" w:themeColor="accent5" w:themeTint="90" w:sz="4" w:space="0"/>
-          <w:left w:val="none"/>
-          <w:bottom w:val="none"/>
-          <w:right w:val="none"/>
+          <w:left w:val="none" w:color="000000" w:sz="4" w:space="0"/>
+          <w:bottom w:val="none" w:color="000000" w:sz="4" w:space="0"/>
+          <w:right w:val="none" w:color="000000" w:sz="4" w:space="0"/>
         </w:tcBorders>
       </w:tcPr>
     </w:tblStylePr>
@@ -25116,9 +25197,9 @@
       </w:tcPr>
     </w:tblStylePr>
   </w:style>
-  <w:style w:type="table" w:styleId="67">
+  <w:style w:type="table" w:styleId="871">
     <w:name w:val="Grid Table 7 Colorful - Accent 6"/>
-    <w:basedOn w:val="11"/>
+    <w:basedOn w:val="815"/>
     <w:uiPriority w:val="99"/>
     <w:pPr>
       <w:pBdr/>
@@ -25220,11 +25301,11 @@
         <w:tblBorders/>
       </w:tblPr>
       <w:tcPr>
-        <w:shd w:color="ffffff"/>
+        <w:shd w:val="clear" w:color="ffffff"/>
         <w:tcBorders>
-          <w:top w:val="none"/>
-          <w:left w:val="none"/>
-          <w:bottom w:val="none"/>
+          <w:top w:val="none" w:color="000000" w:sz="4" w:space="0"/>
+          <w:left w:val="none" w:color="000000" w:sz="4" w:space="0"/>
+          <w:bottom w:val="none" w:color="000000" w:sz="4" w:space="0"/>
           <w:right w:val="single" w:color="000000" w:themeColor="accent6" w:themeTint="90" w:sz="4" w:space="0"/>
         </w:tcBorders>
       </w:tcPr>
@@ -25247,10 +25328,10 @@
       <w:tcPr>
         <w:shd w:val="clear" w:color="ffffff" w:themeColor="light1" w:fill="ffffff" w:themeFill="light1"/>
         <w:tcBorders>
-          <w:top w:val="none"/>
-          <w:left w:val="none"/>
+          <w:top w:val="none" w:color="000000" w:sz="4" w:space="0"/>
+          <w:left w:val="none" w:color="000000" w:sz="4" w:space="0"/>
           <w:bottom w:val="single" w:color="000000" w:themeColor="accent6" w:themeTint="90" w:sz="4" w:space="0"/>
-          <w:right w:val="none"/>
+          <w:right w:val="none" w:color="000000" w:sz="4" w:space="0"/>
         </w:tcBorders>
       </w:tcPr>
     </w:tblStylePr>
@@ -25270,12 +25351,12 @@
         <w:tblBorders/>
       </w:tblPr>
       <w:tcPr>
-        <w:shd w:color="ffffff"/>
+        <w:shd w:val="clear" w:color="ffffff"/>
         <w:tcBorders>
-          <w:top w:val="none"/>
+          <w:top w:val="none" w:color="000000" w:sz="4" w:space="0"/>
           <w:left w:val="single" w:color="000000" w:themeColor="accent6" w:themeTint="90" w:sz="4" w:space="0"/>
-          <w:bottom w:val="none"/>
-          <w:right w:val="none"/>
+          <w:bottom w:val="none" w:color="000000" w:sz="4" w:space="0"/>
+          <w:right w:val="none" w:color="000000" w:sz="4" w:space="0"/>
         </w:tcBorders>
       </w:tcPr>
     </w:tblStylePr>
@@ -25298,9 +25379,9 @@
         <w:shd w:val="clear" w:color="ffffff" w:themeColor="light1" w:fill="ffffff" w:themeFill="light1"/>
         <w:tcBorders>
           <w:top w:val="single" w:color="000000" w:themeColor="accent6" w:themeTint="90" w:sz="4" w:space="0"/>
-          <w:left w:val="none"/>
-          <w:bottom w:val="none"/>
-          <w:right w:val="none"/>
+          <w:left w:val="none" w:color="000000" w:sz="4" w:space="0"/>
+          <w:bottom w:val="none" w:color="000000" w:sz="4" w:space="0"/>
+          <w:right w:val="none" w:color="000000" w:sz="4" w:space="0"/>
         </w:tcBorders>
       </w:tcPr>
     </w:tblStylePr>
@@ -25370,9 +25451,9 @@
       </w:tcPr>
     </w:tblStylePr>
   </w:style>
-  <w:style w:type="table" w:styleId="68">
+  <w:style w:type="table" w:styleId="872">
     <w:name w:val="List Table 1 Light"/>
-    <w:basedOn w:val="11"/>
+    <w:basedOn w:val="815"/>
     <w:uiPriority w:val="99"/>
     <w:pPr>
       <w:pBdr/>
@@ -25586,9 +25667,9 @@
       </w:tcPr>
     </w:tblStylePr>
   </w:style>
-  <w:style w:type="table" w:styleId="69">
+  <w:style w:type="table" w:styleId="873">
     <w:name w:val="List Table 1 Light - Accent 1"/>
-    <w:basedOn w:val="11"/>
+    <w:basedOn w:val="815"/>
     <w:uiPriority w:val="99"/>
     <w:pPr>
       <w:pBdr/>
@@ -25802,9 +25883,9 @@
       </w:tcPr>
     </w:tblStylePr>
   </w:style>
-  <w:style w:type="table" w:styleId="70">
+  <w:style w:type="table" w:styleId="874">
     <w:name w:val="List Table 1 Light - Accent 2"/>
-    <w:basedOn w:val="11"/>
+    <w:basedOn w:val="815"/>
     <w:uiPriority w:val="99"/>
     <w:pPr>
       <w:pBdr/>
@@ -26018,9 +26099,9 @@
       </w:tcPr>
     </w:tblStylePr>
   </w:style>
-  <w:style w:type="table" w:styleId="71">
+  <w:style w:type="table" w:styleId="875">
     <w:name w:val="List Table 1 Light - Accent 3"/>
-    <w:basedOn w:val="11"/>
+    <w:basedOn w:val="815"/>
     <w:uiPriority w:val="99"/>
     <w:pPr>
       <w:pBdr/>
@@ -26234,9 +26315,9 @@
       </w:tcPr>
     </w:tblStylePr>
   </w:style>
-  <w:style w:type="table" w:styleId="72">
+  <w:style w:type="table" w:styleId="876">
     <w:name w:val="List Table 1 Light - Accent 4"/>
-    <w:basedOn w:val="11"/>
+    <w:basedOn w:val="815"/>
     <w:uiPriority w:val="99"/>
     <w:pPr>
       <w:pBdr/>
@@ -26450,9 +26531,9 @@
       </w:tcPr>
     </w:tblStylePr>
   </w:style>
-  <w:style w:type="table" w:styleId="73">
+  <w:style w:type="table" w:styleId="877">
     <w:name w:val="List Table 1 Light - Accent 5"/>
-    <w:basedOn w:val="11"/>
+    <w:basedOn w:val="815"/>
     <w:uiPriority w:val="99"/>
     <w:pPr>
       <w:pBdr/>
@@ -26666,9 +26747,9 @@
       </w:tcPr>
     </w:tblStylePr>
   </w:style>
-  <w:style w:type="table" w:styleId="74">
+  <w:style w:type="table" w:styleId="878">
     <w:name w:val="List Table 1 Light - Accent 6"/>
-    <w:basedOn w:val="11"/>
+    <w:basedOn w:val="815"/>
     <w:uiPriority w:val="99"/>
     <w:pPr>
       <w:pBdr/>
@@ -26882,9 +26963,9 @@
       </w:tcPr>
     </w:tblStylePr>
   </w:style>
-  <w:style w:type="table" w:styleId="75">
+  <w:style w:type="table" w:styleId="879">
     <w:name w:val="List Table 2"/>
-    <w:basedOn w:val="11"/>
+    <w:basedOn w:val="815"/>
     <w:uiPriority w:val="99"/>
     <w:pPr>
       <w:pBdr/>
@@ -27120,9 +27201,9 @@
       </w:tcPr>
     </w:tblStylePr>
   </w:style>
-  <w:style w:type="table" w:styleId="76">
+  <w:style w:type="table" w:styleId="880">
     <w:name w:val="List Table 2 - Accent 1"/>
-    <w:basedOn w:val="11"/>
+    <w:basedOn w:val="815"/>
     <w:uiPriority w:val="99"/>
     <w:pPr>
       <w:pBdr/>
@@ -27358,9 +27439,9 @@
       </w:tcPr>
     </w:tblStylePr>
   </w:style>
-  <w:style w:type="table" w:styleId="77">
+  <w:style w:type="table" w:styleId="881">
     <w:name w:val="List Table 2 - Accent 2"/>
-    <w:basedOn w:val="11"/>
+    <w:basedOn w:val="815"/>
     <w:uiPriority w:val="99"/>
     <w:pPr>
       <w:pBdr/>
@@ -27596,9 +27677,9 @@
       </w:tcPr>
     </w:tblStylePr>
   </w:style>
-  <w:style w:type="table" w:styleId="78">
+  <w:style w:type="table" w:styleId="882">
     <w:name w:val="List Table 2 - Accent 3"/>
-    <w:basedOn w:val="11"/>
+    <w:basedOn w:val="815"/>
     <w:uiPriority w:val="99"/>
     <w:pPr>
       <w:pBdr/>
@@ -27834,9 +27915,9 @@
       </w:tcPr>
     </w:tblStylePr>
   </w:style>
-  <w:style w:type="table" w:styleId="79">
+  <w:style w:type="table" w:styleId="883">
     <w:name w:val="List Table 2 - Accent 4"/>
-    <w:basedOn w:val="11"/>
+    <w:basedOn w:val="815"/>
     <w:uiPriority w:val="99"/>
     <w:pPr>
       <w:pBdr/>
@@ -28072,9 +28153,9 @@
       </w:tcPr>
     </w:tblStylePr>
   </w:style>
-  <w:style w:type="table" w:styleId="80">
+  <w:style w:type="table" w:styleId="884">
     <w:name w:val="List Table 2 - Accent 5"/>
-    <w:basedOn w:val="11"/>
+    <w:basedOn w:val="815"/>
     <w:uiPriority w:val="99"/>
     <w:pPr>
       <w:pBdr/>
@@ -28310,9 +28391,9 @@
       </w:tcPr>
     </w:tblStylePr>
   </w:style>
-  <w:style w:type="table" w:styleId="81">
+  <w:style w:type="table" w:styleId="885">
     <w:name w:val="List Table 2 - Accent 6"/>
-    <w:basedOn w:val="11"/>
+    <w:basedOn w:val="815"/>
     <w:uiPriority w:val="99"/>
     <w:pPr>
       <w:pBdr/>
@@ -28548,9 +28629,9 @@
       </w:tcPr>
     </w:tblStylePr>
   </w:style>
-  <w:style w:type="table" w:styleId="82">
+  <w:style w:type="table" w:styleId="886">
     <w:name w:val="List Table 3"/>
-    <w:basedOn w:val="11"/>
+    <w:basedOn w:val="815"/>
     <w:uiPriority w:val="99"/>
     <w:pPr>
       <w:pBdr/>
@@ -28776,9 +28857,9 @@
       </w:tcPr>
     </w:tblStylePr>
   </w:style>
-  <w:style w:type="table" w:styleId="83">
+  <w:style w:type="table" w:styleId="887">
     <w:name w:val="List Table 3 - Accent 1"/>
-    <w:basedOn w:val="11"/>
+    <w:basedOn w:val="815"/>
     <w:uiPriority w:val="99"/>
     <w:pPr>
       <w:pBdr/>
@@ -29004,9 +29085,9 @@
       </w:tcPr>
     </w:tblStylePr>
   </w:style>
-  <w:style w:type="table" w:styleId="84">
+  <w:style w:type="table" w:styleId="888">
     <w:name w:val="List Table 3 - Accent 2"/>
-    <w:basedOn w:val="11"/>
+    <w:basedOn w:val="815"/>
     <w:uiPriority w:val="99"/>
     <w:pPr>
       <w:pBdr/>
@@ -29232,9 +29313,9 @@
       </w:tcPr>
     </w:tblStylePr>
   </w:style>
-  <w:style w:type="table" w:styleId="85">
+  <w:style w:type="table" w:styleId="889">
     <w:name w:val="List Table 3 - Accent 3"/>
-    <w:basedOn w:val="11"/>
+    <w:basedOn w:val="815"/>
     <w:uiPriority w:val="99"/>
     <w:pPr>
       <w:pBdr/>
@@ -29460,9 +29541,9 @@
       </w:tcPr>
     </w:tblStylePr>
   </w:style>
-  <w:style w:type="table" w:styleId="86">
+  <w:style w:type="table" w:styleId="890">
     <w:name w:val="List Table 3 - Accent 4"/>
-    <w:basedOn w:val="11"/>
+    <w:basedOn w:val="815"/>
     <w:uiPriority w:val="99"/>
     <w:pPr>
       <w:pBdr/>
@@ -29688,9 +29769,9 @@
       </w:tcPr>
     </w:tblStylePr>
   </w:style>
-  <w:style w:type="table" w:styleId="87">
+  <w:style w:type="table" w:styleId="891">
     <w:name w:val="List Table 3 - Accent 5"/>
-    <w:basedOn w:val="11"/>
+    <w:basedOn w:val="815"/>
     <w:uiPriority w:val="99"/>
     <w:pPr>
       <w:pBdr/>
@@ -29916,9 +29997,9 @@
       </w:tcPr>
     </w:tblStylePr>
   </w:style>
-  <w:style w:type="table" w:styleId="88">
+  <w:style w:type="table" w:styleId="892">
     <w:name w:val="List Table 3 - Accent 6"/>
-    <w:basedOn w:val="11"/>
+    <w:basedOn w:val="815"/>
     <w:uiPriority w:val="99"/>
     <w:pPr>
       <w:pBdr/>
@@ -30144,9 +30225,9 @@
       </w:tcPr>
     </w:tblStylePr>
   </w:style>
-  <w:style w:type="table" w:styleId="89">
+  <w:style w:type="table" w:styleId="893">
     <w:name w:val="List Table 4"/>
-    <w:basedOn w:val="11"/>
+    <w:basedOn w:val="815"/>
     <w:uiPriority w:val="99"/>
     <w:pPr>
       <w:pBdr/>
@@ -30369,9 +30450,9 @@
       </w:tcPr>
     </w:tblStylePr>
   </w:style>
-  <w:style w:type="table" w:styleId="90">
+  <w:style w:type="table" w:styleId="894">
     <w:name w:val="List Table 4 - Accent 1"/>
-    <w:basedOn w:val="11"/>
+    <w:basedOn w:val="815"/>
     <w:uiPriority w:val="99"/>
     <w:pPr>
       <w:pBdr/>
@@ -30594,9 +30675,9 @@
       </w:tcPr>
     </w:tblStylePr>
   </w:style>
-  <w:style w:type="table" w:styleId="91">
+  <w:style w:type="table" w:styleId="895">
     <w:name w:val="List Table 4 - Accent 2"/>
-    <w:basedOn w:val="11"/>
+    <w:basedOn w:val="815"/>
     <w:uiPriority w:val="99"/>
     <w:pPr>
       <w:pBdr/>
@@ -30819,9 +30900,9 @@
       </w:tcPr>
     </w:tblStylePr>
   </w:style>
-  <w:style w:type="table" w:styleId="92">
+  <w:style w:type="table" w:styleId="896">
     <w:name w:val="List Table 4 - Accent 3"/>
-    <w:basedOn w:val="11"/>
+    <w:basedOn w:val="815"/>
     <w:uiPriority w:val="99"/>
     <w:pPr>
       <w:pBdr/>
@@ -31044,9 +31125,9 @@
       </w:tcPr>
     </w:tblStylePr>
   </w:style>
-  <w:style w:type="table" w:styleId="93">
+  <w:style w:type="table" w:styleId="897">
     <w:name w:val="List Table 4 - Accent 4"/>
-    <w:basedOn w:val="11"/>
+    <w:basedOn w:val="815"/>
     <w:uiPriority w:val="99"/>
     <w:pPr>
       <w:pBdr/>
@@ -31269,9 +31350,9 @@
       </w:tcPr>
     </w:tblStylePr>
   </w:style>
-  <w:style w:type="table" w:styleId="94">
+  <w:style w:type="table" w:styleId="898">
     <w:name w:val="List Table 4 - Accent 5"/>
-    <w:basedOn w:val="11"/>
+    <w:basedOn w:val="815"/>
     <w:uiPriority w:val="99"/>
     <w:pPr>
       <w:pBdr/>
@@ -31494,9 +31575,9 @@
       </w:tcPr>
     </w:tblStylePr>
   </w:style>
-  <w:style w:type="table" w:styleId="95">
+  <w:style w:type="table" w:styleId="899">
     <w:name w:val="List Table 4 - Accent 6"/>
-    <w:basedOn w:val="11"/>
+    <w:basedOn w:val="815"/>
     <w:uiPriority w:val="99"/>
     <w:pPr>
       <w:pBdr/>
@@ -31719,9 +31800,9 @@
       </w:tcPr>
     </w:tblStylePr>
   </w:style>
-  <w:style w:type="table" w:styleId="96">
+  <w:style w:type="table" w:styleId="900">
     <w:name w:val="List Table 5 Dark"/>
-    <w:basedOn w:val="11"/>
+    <w:basedOn w:val="815"/>
     <w:uiPriority w:val="99"/>
     <w:pPr>
       <w:pBdr/>
@@ -31961,9 +32042,9 @@
       </w:tcPr>
     </w:tblStylePr>
   </w:style>
-  <w:style w:type="table" w:styleId="97">
+  <w:style w:type="table" w:styleId="901">
     <w:name w:val="List Table 5 Dark - Accent 1"/>
-    <w:basedOn w:val="11"/>
+    <w:basedOn w:val="815"/>
     <w:uiPriority w:val="99"/>
     <w:pPr>
       <w:pBdr/>
@@ -32203,9 +32284,9 @@
       </w:tcPr>
     </w:tblStylePr>
   </w:style>
-  <w:style w:type="table" w:styleId="98">
+  <w:style w:type="table" w:styleId="902">
     <w:name w:val="List Table 5 Dark - Accent 2"/>
-    <w:basedOn w:val="11"/>
+    <w:basedOn w:val="815"/>
     <w:uiPriority w:val="99"/>
     <w:pPr>
       <w:pBdr/>
@@ -32445,9 +32526,9 @@
       </w:tcPr>
     </w:tblStylePr>
   </w:style>
-  <w:style w:type="table" w:styleId="99">
+  <w:style w:type="table" w:styleId="903">
     <w:name w:val="List Table 5 Dark - Accent 3"/>
-    <w:basedOn w:val="11"/>
+    <w:basedOn w:val="815"/>
     <w:uiPriority w:val="99"/>
     <w:pPr>
       <w:pBdr/>
@@ -32687,9 +32768,9 @@
       </w:tcPr>
     </w:tblStylePr>
   </w:style>
-  <w:style w:type="table" w:styleId="100">
+  <w:style w:type="table" w:styleId="904">
     <w:name w:val="List Table 5 Dark - Accent 4"/>
-    <w:basedOn w:val="11"/>
+    <w:basedOn w:val="815"/>
     <w:uiPriority w:val="99"/>
     <w:pPr>
       <w:pBdr/>
@@ -32929,9 +33010,9 @@
       </w:tcPr>
     </w:tblStylePr>
   </w:style>
-  <w:style w:type="table" w:styleId="101">
+  <w:style w:type="table" w:styleId="905">
     <w:name w:val="List Table 5 Dark - Accent 5"/>
-    <w:basedOn w:val="11"/>
+    <w:basedOn w:val="815"/>
     <w:uiPriority w:val="99"/>
     <w:pPr>
       <w:pBdr/>
@@ -33171,9 +33252,9 @@
       </w:tcPr>
     </w:tblStylePr>
   </w:style>
-  <w:style w:type="table" w:styleId="102">
+  <w:style w:type="table" w:styleId="906">
     <w:name w:val="List Table 5 Dark - Accent 6"/>
-    <w:basedOn w:val="11"/>
+    <w:basedOn w:val="815"/>
     <w:uiPriority w:val="99"/>
     <w:pPr>
       <w:pBdr/>
@@ -33413,9 +33494,9 @@
       </w:tcPr>
     </w:tblStylePr>
   </w:style>
-  <w:style w:type="table" w:styleId="103">
+  <w:style w:type="table" w:styleId="907">
     <w:name w:val="List Table 6 Colorful"/>
-    <w:basedOn w:val="11"/>
+    <w:basedOn w:val="815"/>
     <w:uiPriority w:val="99"/>
     <w:pPr>
       <w:pBdr/>
@@ -33636,9 +33717,9 @@
       </w:tcPr>
     </w:tblStylePr>
   </w:style>
-  <w:style w:type="table" w:styleId="104">
+  <w:style w:type="table" w:styleId="908">
     <w:name w:val="List Table 6 Colorful - Accent 1"/>
-    <w:basedOn w:val="11"/>
+    <w:basedOn w:val="815"/>
     <w:uiPriority w:val="99"/>
     <w:pPr>
       <w:pBdr/>
@@ -33859,9 +33940,9 @@
       </w:tcPr>
     </w:tblStylePr>
   </w:style>
-  <w:style w:type="table" w:styleId="105">
+  <w:style w:type="table" w:styleId="909">
     <w:name w:val="List Table 6 Colorful - Accent 2"/>
-    <w:basedOn w:val="11"/>
+    <w:basedOn w:val="815"/>
     <w:uiPriority w:val="99"/>
     <w:pPr>
       <w:pBdr/>
@@ -34082,9 +34163,9 @@
       </w:tcPr>
     </w:tblStylePr>
   </w:style>
-  <w:style w:type="table" w:styleId="106">
+  <w:style w:type="table" w:styleId="910">
     <w:name w:val="List Table 6 Colorful - Accent 3"/>
-    <w:basedOn w:val="11"/>
+    <w:basedOn w:val="815"/>
     <w:uiPriority w:val="99"/>
     <w:pPr>
       <w:pBdr/>
@@ -34305,9 +34386,9 @@
       </w:tcPr>
     </w:tblStylePr>
   </w:style>
-  <w:style w:type="table" w:styleId="107">
+  <w:style w:type="table" w:styleId="911">
     <w:name w:val="List Table 6 Colorful - Accent 4"/>
-    <w:basedOn w:val="11"/>
+    <w:basedOn w:val="815"/>
     <w:uiPriority w:val="99"/>
     <w:pPr>
       <w:pBdr/>
@@ -34528,9 +34609,9 @@
       </w:tcPr>
     </w:tblStylePr>
   </w:style>
-  <w:style w:type="table" w:styleId="108">
+  <w:style w:type="table" w:styleId="912">
     <w:name w:val="List Table 6 Colorful - Accent 5"/>
-    <w:basedOn w:val="11"/>
+    <w:basedOn w:val="815"/>
     <w:uiPriority w:val="99"/>
     <w:pPr>
       <w:pBdr/>
@@ -34751,9 +34832,9 @@
       </w:tcPr>
     </w:tblStylePr>
   </w:style>
-  <w:style w:type="table" w:styleId="109">
+  <w:style w:type="table" w:styleId="913">
     <w:name w:val="List Table 6 Colorful - Accent 6"/>
-    <w:basedOn w:val="11"/>
+    <w:basedOn w:val="815"/>
     <w:uiPriority w:val="99"/>
     <w:pPr>
       <w:pBdr/>
@@ -34974,9 +35055,9 @@
       </w:tcPr>
     </w:tblStylePr>
   </w:style>
-  <w:style w:type="table" w:styleId="110">
+  <w:style w:type="table" w:styleId="914">
     <w:name w:val="List Table 7 Colorful"/>
-    <w:basedOn w:val="11"/>
+    <w:basedOn w:val="815"/>
     <w:uiPriority w:val="99"/>
     <w:pPr>
       <w:pBdr/>
@@ -35075,11 +35156,11 @@
         <w:tblBorders/>
       </w:tblPr>
       <w:tcPr>
-        <w:shd w:color="ffffff"/>
+        <w:shd w:val="clear" w:color="ffffff"/>
         <w:tcBorders>
-          <w:top w:val="none"/>
-          <w:left w:val="none"/>
-          <w:bottom w:val="none"/>
+          <w:top w:val="none" w:color="000000" w:sz="4" w:space="0"/>
+          <w:left w:val="none" w:color="000000" w:sz="4" w:space="0"/>
+          <w:bottom w:val="none" w:color="000000" w:sz="4" w:space="0"/>
           <w:right w:val="single" w:color="000000" w:themeColor="text1" w:themeTint="80" w:sz="4" w:space="0"/>
         </w:tcBorders>
       </w:tcPr>
@@ -35102,10 +35183,10 @@
       <w:tcPr>
         <w:shd w:val="clear" w:color="ffffff" w:themeColor="light1" w:fill="ffffff" w:themeFill="light1"/>
         <w:tcBorders>
-          <w:top w:val="none"/>
-          <w:left w:val="none"/>
+          <w:top w:val="none" w:color="000000" w:sz="4" w:space="0"/>
+          <w:left w:val="none" w:color="000000" w:sz="4" w:space="0"/>
           <w:bottom w:val="single" w:color="000000" w:themeColor="text1" w:themeTint="80" w:sz="4" w:space="0"/>
-          <w:right w:val="none"/>
+          <w:right w:val="none" w:color="000000" w:sz="4" w:space="0"/>
         </w:tcBorders>
       </w:tcPr>
     </w:tblStylePr>
@@ -35125,12 +35206,12 @@
         <w:tblBorders/>
       </w:tblPr>
       <w:tcPr>
-        <w:shd w:color="ffffff"/>
+        <w:shd w:val="clear" w:color="ffffff"/>
         <w:tcBorders>
-          <w:top w:val="none"/>
+          <w:top w:val="none" w:color="000000" w:sz="4" w:space="0"/>
           <w:left w:val="single" w:color="000000" w:themeColor="text1" w:themeTint="80" w:sz="4" w:space="0"/>
-          <w:bottom w:val="none"/>
-          <w:right w:val="none"/>
+          <w:bottom w:val="none" w:color="000000" w:sz="4" w:space="0"/>
+          <w:right w:val="none" w:color="000000" w:sz="4" w:space="0"/>
         </w:tcBorders>
       </w:tcPr>
     </w:tblStylePr>
@@ -35153,9 +35234,9 @@
         <w:shd w:val="clear" w:color="ffffff" w:themeColor="light1" w:fill="ffffff" w:themeFill="light1"/>
         <w:tcBorders>
           <w:top w:val="single" w:color="000000" w:themeColor="text1" w:themeTint="80" w:sz="4" w:space="0"/>
-          <w:left w:val="none"/>
-          <w:bottom w:val="none"/>
-          <w:right w:val="none"/>
+          <w:left w:val="none" w:color="000000" w:sz="4" w:space="0"/>
+          <w:bottom w:val="none" w:color="000000" w:sz="4" w:space="0"/>
+          <w:right w:val="none" w:color="000000" w:sz="4" w:space="0"/>
         </w:tcBorders>
       </w:tcPr>
     </w:tblStylePr>
@@ -35230,9 +35311,9 @@
       </w:tcPr>
     </w:tblStylePr>
   </w:style>
-  <w:style w:type="table" w:styleId="111">
+  <w:style w:type="table" w:styleId="915">
     <w:name w:val="List Table 7 Colorful - Accent 1"/>
-    <w:basedOn w:val="11"/>
+    <w:basedOn w:val="815"/>
     <w:uiPriority w:val="99"/>
     <w:pPr>
       <w:pBdr/>
@@ -35331,11 +35412,11 @@
         <w:tblBorders/>
       </w:tblPr>
       <w:tcPr>
-        <w:shd w:color="ffffff"/>
+        <w:shd w:val="clear" w:color="ffffff"/>
         <w:tcBorders>
-          <w:top w:val="none"/>
-          <w:left w:val="none"/>
-          <w:bottom w:val="none"/>
+          <w:top w:val="none" w:color="000000" w:sz="4" w:space="0"/>
+          <w:left w:val="none" w:color="000000" w:sz="4" w:space="0"/>
+          <w:bottom w:val="none" w:color="000000" w:sz="4" w:space="0"/>
           <w:right w:val="single" w:color="000000" w:themeColor="accent1" w:sz="4" w:space="0"/>
         </w:tcBorders>
       </w:tcPr>
@@ -35358,10 +35439,10 @@
       <w:tcPr>
         <w:shd w:val="clear" w:color="ffffff" w:themeColor="light1" w:fill="ffffff" w:themeFill="light1"/>
         <w:tcBorders>
-          <w:top w:val="none"/>
-          <w:left w:val="none"/>
+          <w:top w:val="none" w:color="000000" w:sz="4" w:space="0"/>
+          <w:left w:val="none" w:color="000000" w:sz="4" w:space="0"/>
           <w:bottom w:val="single" w:color="000000" w:themeColor="accent1" w:sz="4" w:space="0"/>
-          <w:right w:val="none"/>
+          <w:right w:val="none" w:color="000000" w:sz="4" w:space="0"/>
         </w:tcBorders>
       </w:tcPr>
     </w:tblStylePr>
@@ -35381,12 +35462,12 @@
         <w:tblBorders/>
       </w:tblPr>
       <w:tcPr>
-        <w:shd w:color="ffffff"/>
+        <w:shd w:val="clear" w:color="ffffff"/>
         <w:tcBorders>
-          <w:top w:val="none"/>
+          <w:top w:val="none" w:color="000000" w:sz="4" w:space="0"/>
           <w:left w:val="single" w:color="000000" w:themeColor="accent1" w:sz="4" w:space="0"/>
-          <w:bottom w:val="none"/>
-          <w:right w:val="none"/>
+          <w:bottom w:val="none" w:color="000000" w:sz="4" w:space="0"/>
+          <w:right w:val="none" w:color="000000" w:sz="4" w:space="0"/>
         </w:tcBorders>
       </w:tcPr>
     </w:tblStylePr>
@@ -35409,9 +35490,9 @@
         <w:shd w:val="clear" w:color="ffffff" w:themeColor="light1" w:fill="ffffff" w:themeFill="light1"/>
         <w:tcBorders>
           <w:top w:val="single" w:color="000000" w:themeColor="accent1" w:sz="4" w:space="0"/>
-          <w:left w:val="none"/>
-          <w:bottom w:val="none"/>
-          <w:right w:val="none"/>
+          <w:left w:val="none" w:color="000000" w:sz="4" w:space="0"/>
+          <w:bottom w:val="none" w:color="000000" w:sz="4" w:space="0"/>
+          <w:right w:val="none" w:color="000000" w:sz="4" w:space="0"/>
         </w:tcBorders>
       </w:tcPr>
     </w:tblStylePr>
@@ -35486,9 +35567,9 @@
       </w:tcPr>
     </w:tblStylePr>
   </w:style>
-  <w:style w:type="table" w:styleId="112">
+  <w:style w:type="table" w:styleId="916">
     <w:name w:val="List Table 7 Colorful - Accent 2"/>
-    <w:basedOn w:val="11"/>
+    <w:basedOn w:val="815"/>
     <w:uiPriority w:val="99"/>
     <w:pPr>
       <w:pBdr/>
@@ -35587,11 +35668,11 @@
         <w:tblBorders/>
       </w:tblPr>
       <w:tcPr>
-        <w:shd w:color="ffffff"/>
+        <w:shd w:val="clear" w:color="ffffff"/>
         <w:tcBorders>
-          <w:top w:val="none"/>
-          <w:left w:val="none"/>
-          <w:bottom w:val="none"/>
+          <w:top w:val="none" w:color="000000" w:sz="4" w:space="0"/>
+          <w:left w:val="none" w:color="000000" w:sz="4" w:space="0"/>
+          <w:bottom w:val="none" w:color="000000" w:sz="4" w:space="0"/>
           <w:right w:val="single" w:color="000000" w:themeColor="accent2" w:themeTint="97" w:sz="4" w:space="0"/>
         </w:tcBorders>
       </w:tcPr>
@@ -35614,10 +35695,10 @@
       <w:tcPr>
         <w:shd w:val="clear" w:color="ffffff" w:themeColor="light1" w:fill="ffffff" w:themeFill="light1"/>
         <w:tcBorders>
-          <w:top w:val="none"/>
-          <w:left w:val="none"/>
+          <w:top w:val="none" w:color="000000" w:sz="4" w:space="0"/>
+          <w:left w:val="none" w:color="000000" w:sz="4" w:space="0"/>
           <w:bottom w:val="single" w:color="000000" w:themeColor="accent2" w:themeTint="97" w:sz="4" w:space="0"/>
-          <w:right w:val="none"/>
+          <w:right w:val="none" w:color="000000" w:sz="4" w:space="0"/>
         </w:tcBorders>
       </w:tcPr>
     </w:tblStylePr>
@@ -35637,12 +35718,12 @@
         <w:tblBorders/>
       </w:tblPr>
       <w:tcPr>
-        <w:shd w:color="ffffff"/>
+        <w:shd w:val="clear" w:color="ffffff"/>
         <w:tcBorders>
-          <w:top w:val="none"/>
+          <w:top w:val="none" w:color="000000" w:sz="4" w:space="0"/>
           <w:left w:val="single" w:color="000000" w:themeColor="accent2" w:themeTint="97" w:sz="4" w:space="0"/>
-          <w:bottom w:val="none"/>
-          <w:right w:val="none"/>
+          <w:bottom w:val="none" w:color="000000" w:sz="4" w:space="0"/>
+          <w:right w:val="none" w:color="000000" w:sz="4" w:space="0"/>
         </w:tcBorders>
       </w:tcPr>
     </w:tblStylePr>
@@ -35665,9 +35746,9 @@
         <w:shd w:val="clear" w:color="ffffff" w:themeColor="light1" w:fill="ffffff" w:themeFill="light1"/>
         <w:tcBorders>
           <w:top w:val="single" w:color="000000" w:themeColor="accent2" w:themeTint="97" w:sz="4" w:space="0"/>
-          <w:left w:val="none"/>
-          <w:bottom w:val="none"/>
-          <w:right w:val="none"/>
+          <w:left w:val="none" w:color="000000" w:sz="4" w:space="0"/>
+          <w:bottom w:val="none" w:color="000000" w:sz="4" w:space="0"/>
+          <w:right w:val="none" w:color="000000" w:sz="4" w:space="0"/>
         </w:tcBorders>
       </w:tcPr>
     </w:tblStylePr>
@@ -35742,9 +35823,9 @@
       </w:tcPr>
     </w:tblStylePr>
   </w:style>
-  <w:style w:type="table" w:styleId="113">
+  <w:style w:type="table" w:styleId="917">
     <w:name w:val="List Table 7 Colorful - Accent 3"/>
-    <w:basedOn w:val="11"/>
+    <w:basedOn w:val="815"/>
     <w:uiPriority w:val="99"/>
     <w:pPr>
       <w:pBdr/>
@@ -35843,11 +35924,11 @@
         <w:tblBorders/>
       </w:tblPr>
       <w:tcPr>
-        <w:shd w:color="ffffff"/>
+        <w:shd w:val="clear" w:color="ffffff"/>
         <w:tcBorders>
-          <w:top w:val="none"/>
-          <w:left w:val="none"/>
-          <w:bottom w:val="none"/>
+          <w:top w:val="none" w:color="000000" w:sz="4" w:space="0"/>
+          <w:left w:val="none" w:color="000000" w:sz="4" w:space="0"/>
+          <w:bottom w:val="none" w:color="000000" w:sz="4" w:space="0"/>
           <w:right w:val="single" w:color="000000" w:themeColor="accent3" w:themeTint="98" w:sz="4" w:space="0"/>
         </w:tcBorders>
       </w:tcPr>
@@ -35870,10 +35951,10 @@
       <w:tcPr>
         <w:shd w:val="clear" w:color="ffffff" w:themeColor="light1" w:fill="ffffff" w:themeFill="light1"/>
         <w:tcBorders>
-          <w:top w:val="none"/>
-          <w:left w:val="none"/>
+          <w:top w:val="none" w:color="000000" w:sz="4" w:space="0"/>
+          <w:left w:val="none" w:color="000000" w:sz="4" w:space="0"/>
           <w:bottom w:val="single" w:color="000000" w:themeColor="accent3" w:themeTint="98" w:sz="4" w:space="0"/>
-          <w:right w:val="none"/>
+          <w:right w:val="none" w:color="000000" w:sz="4" w:space="0"/>
         </w:tcBorders>
       </w:tcPr>
     </w:tblStylePr>
@@ -35893,12 +35974,12 @@
         <w:tblBorders/>
       </w:tblPr>
       <w:tcPr>
-        <w:shd w:color="ffffff"/>
+        <w:shd w:val="clear" w:color="ffffff"/>
         <w:tcBorders>
-          <w:top w:val="none"/>
+          <w:top w:val="none" w:color="000000" w:sz="4" w:space="0"/>
           <w:left w:val="single" w:color="000000" w:themeColor="accent3" w:themeTint="98" w:sz="4" w:space="0"/>
-          <w:bottom w:val="none"/>
-          <w:right w:val="none"/>
+          <w:bottom w:val="none" w:color="000000" w:sz="4" w:space="0"/>
+          <w:right w:val="none" w:color="000000" w:sz="4" w:space="0"/>
         </w:tcBorders>
       </w:tcPr>
     </w:tblStylePr>
@@ -35921,9 +36002,9 @@
         <w:shd w:val="clear" w:color="ffffff" w:themeColor="light1" w:fill="ffffff" w:themeFill="light1"/>
         <w:tcBorders>
           <w:top w:val="single" w:color="000000" w:themeColor="accent3" w:themeTint="98" w:sz="4" w:space="0"/>
-          <w:left w:val="none"/>
-          <w:bottom w:val="none"/>
-          <w:right w:val="none"/>
+          <w:left w:val="none" w:color="000000" w:sz="4" w:space="0"/>
+          <w:bottom w:val="none" w:color="000000" w:sz="4" w:space="0"/>
+          <w:right w:val="none" w:color="000000" w:sz="4" w:space="0"/>
         </w:tcBorders>
       </w:tcPr>
     </w:tblStylePr>
@@ -35998,9 +36079,9 @@
       </w:tcPr>
     </w:tblStylePr>
   </w:style>
-  <w:style w:type="table" w:styleId="114">
+  <w:style w:type="table" w:styleId="918">
     <w:name w:val="List Table 7 Colorful - Accent 4"/>
-    <w:basedOn w:val="11"/>
+    <w:basedOn w:val="815"/>
     <w:uiPriority w:val="99"/>
     <w:pPr>
       <w:pBdr/>
@@ -36099,11 +36180,11 @@
         <w:tblBorders/>
       </w:tblPr>
       <w:tcPr>
-        <w:shd w:color="ffffff"/>
+        <w:shd w:val="clear" w:color="ffffff"/>
         <w:tcBorders>
-          <w:top w:val="none"/>
-          <w:left w:val="none"/>
-          <w:bottom w:val="none"/>
+          <w:top w:val="none" w:color="000000" w:sz="4" w:space="0"/>
+          <w:left w:val="none" w:color="000000" w:sz="4" w:space="0"/>
+          <w:bottom w:val="none" w:color="000000" w:sz="4" w:space="0"/>
           <w:right w:val="single" w:color="000000" w:themeColor="accent4" w:themeTint="9A" w:sz="4" w:space="0"/>
         </w:tcBorders>
       </w:tcPr>
@@ -36126,10 +36207,10 @@
       <w:tcPr>
         <w:shd w:val="clear" w:color="ffffff" w:themeColor="light1" w:fill="ffffff" w:themeFill="light1"/>
         <w:tcBorders>
-          <w:top w:val="none"/>
-          <w:left w:val="none"/>
+          <w:top w:val="none" w:color="000000" w:sz="4" w:space="0"/>
+          <w:left w:val="none" w:color="000000" w:sz="4" w:space="0"/>
           <w:bottom w:val="single" w:color="000000" w:themeColor="accent4" w:themeTint="9A" w:sz="4" w:space="0"/>
-          <w:right w:val="none"/>
+          <w:right w:val="none" w:color="000000" w:sz="4" w:space="0"/>
         </w:tcBorders>
       </w:tcPr>
     </w:tblStylePr>
@@ -36149,12 +36230,12 @@
         <w:tblBorders/>
       </w:tblPr>
       <w:tcPr>
-        <w:shd w:color="ffffff"/>
+        <w:shd w:val="clear" w:color="ffffff"/>
         <w:tcBorders>
-          <w:top w:val="none"/>
+          <w:top w:val="none" w:color="000000" w:sz="4" w:space="0"/>
           <w:left w:val="single" w:color="000000" w:themeColor="accent4" w:themeTint="9A" w:sz="4" w:space="0"/>
-          <w:bottom w:val="none"/>
-          <w:right w:val="none"/>
+          <w:bottom w:val="none" w:color="000000" w:sz="4" w:space="0"/>
+          <w:right w:val="none" w:color="000000" w:sz="4" w:space="0"/>
         </w:tcBorders>
       </w:tcPr>
     </w:tblStylePr>
@@ -36177,9 +36258,9 @@
         <w:shd w:val="clear" w:color="ffffff" w:themeColor="light1" w:fill="ffffff" w:themeFill="light1"/>
         <w:tcBorders>
           <w:top w:val="single" w:color="000000" w:themeColor="accent4" w:themeTint="9A" w:sz="4" w:space="0"/>
-          <w:left w:val="none"/>
-          <w:bottom w:val="none"/>
-          <w:right w:val="none"/>
+          <w:left w:val="none" w:color="000000" w:sz="4" w:space="0"/>
+          <w:bottom w:val="none" w:color="000000" w:sz="4" w:space="0"/>
+          <w:right w:val="none" w:color="000000" w:sz="4" w:space="0"/>
         </w:tcBorders>
       </w:tcPr>
     </w:tblStylePr>
@@ -36254,9 +36335,9 @@
       </w:tcPr>
     </w:tblStylePr>
   </w:style>
-  <w:style w:type="table" w:styleId="115">
+  <w:style w:type="table" w:styleId="919">
     <w:name w:val="List Table 7 Colorful - Accent 5"/>
-    <w:basedOn w:val="11"/>
+    <w:basedOn w:val="815"/>
     <w:uiPriority w:val="99"/>
     <w:pPr>
       <w:pBdr/>
@@ -36355,11 +36436,11 @@
         <w:tblBorders/>
       </w:tblPr>
       <w:tcPr>
-        <w:shd w:color="ffffff"/>
+        <w:shd w:val="clear" w:color="ffffff"/>
         <w:tcBorders>
-          <w:top w:val="none"/>
-          <w:left w:val="none"/>
-          <w:bottom w:val="none"/>
+          <w:top w:val="none" w:color="000000" w:sz="4" w:space="0"/>
+          <w:left w:val="none" w:color="000000" w:sz="4" w:space="0"/>
+          <w:bottom w:val="none" w:color="000000" w:sz="4" w:space="0"/>
           <w:right w:val="single" w:color="000000" w:themeColor="accent5" w:themeTint="9A" w:sz="4" w:space="0"/>
         </w:tcBorders>
       </w:tcPr>
@@ -36382,10 +36463,10 @@
       <w:tcPr>
         <w:shd w:val="clear" w:color="ffffff" w:themeColor="light1" w:fill="ffffff" w:themeFill="light1"/>
         <w:tcBorders>
-          <w:top w:val="none"/>
-          <w:left w:val="none"/>
+          <w:top w:val="none" w:color="000000" w:sz="4" w:space="0"/>
+          <w:left w:val="none" w:color="000000" w:sz="4" w:space="0"/>
           <w:bottom w:val="single" w:color="000000" w:themeColor="accent5" w:themeTint="9A" w:sz="4" w:space="0"/>
-          <w:right w:val="none"/>
+          <w:right w:val="none" w:color="000000" w:sz="4" w:space="0"/>
         </w:tcBorders>
       </w:tcPr>
     </w:tblStylePr>
@@ -36405,12 +36486,12 @@
         <w:tblBorders/>
       </w:tblPr>
       <w:tcPr>
-        <w:shd w:color="ffffff"/>
+        <w:shd w:val="clear" w:color="ffffff"/>
         <w:tcBorders>
-          <w:top w:val="none"/>
+          <w:top w:val="none" w:color="000000" w:sz="4" w:space="0"/>
           <w:left w:val="single" w:color="000000" w:themeColor="accent5" w:themeTint="9A" w:sz="4" w:space="0"/>
-          <w:bottom w:val="none"/>
-          <w:right w:val="none"/>
+          <w:bottom w:val="none" w:color="000000" w:sz="4" w:space="0"/>
+          <w:right w:val="none" w:color="000000" w:sz="4" w:space="0"/>
         </w:tcBorders>
       </w:tcPr>
     </w:tblStylePr>
@@ -36433,9 +36514,9 @@
         <w:shd w:val="clear" w:color="ffffff" w:themeColor="light1" w:fill="ffffff" w:themeFill="light1"/>
         <w:tcBorders>
           <w:top w:val="single" w:color="000000" w:themeColor="accent5" w:themeTint="9A" w:sz="4" w:space="0"/>
-          <w:left w:val="none"/>
-          <w:bottom w:val="none"/>
-          <w:right w:val="none"/>
+          <w:left w:val="none" w:color="000000" w:sz="4" w:space="0"/>
+          <w:bottom w:val="none" w:color="000000" w:sz="4" w:space="0"/>
+          <w:right w:val="none" w:color="000000" w:sz="4" w:space="0"/>
         </w:tcBorders>
       </w:tcPr>
     </w:tblStylePr>
@@ -36510,9 +36591,9 @@
       </w:tcPr>
     </w:tblStylePr>
   </w:style>
-  <w:style w:type="table" w:styleId="116">
+  <w:style w:type="table" w:styleId="920">
     <w:name w:val="List Table 7 Colorful - Accent 6"/>
-    <w:basedOn w:val="11"/>
+    <w:basedOn w:val="815"/>
     <w:uiPriority w:val="99"/>
     <w:pPr>
       <w:pBdr/>
@@ -36611,11 +36692,11 @@
         <w:tblBorders/>
       </w:tblPr>
       <w:tcPr>
-        <w:shd w:color="ffffff"/>
+        <w:shd w:val="clear" w:color="ffffff"/>
         <w:tcBorders>
-          <w:top w:val="none"/>
-          <w:left w:val="none"/>
-          <w:bottom w:val="none"/>
+          <w:top w:val="none" w:color="000000" w:sz="4" w:space="0"/>
+          <w:left w:val="none" w:color="000000" w:sz="4" w:space="0"/>
+          <w:bottom w:val="none" w:color="000000" w:sz="4" w:space="0"/>
           <w:right w:val="single" w:color="000000" w:themeColor="accent6" w:themeTint="98" w:sz="4" w:space="0"/>
         </w:tcBorders>
       </w:tcPr>
@@ -36638,10 +36719,10 @@
       <w:tcPr>
         <w:shd w:val="clear" w:color="ffffff" w:themeColor="light1" w:fill="ffffff" w:themeFill="light1"/>
         <w:tcBorders>
-          <w:top w:val="none"/>
-          <w:left w:val="none"/>
+          <w:top w:val="none" w:color="000000" w:sz="4" w:space="0"/>
+          <w:left w:val="none" w:color="000000" w:sz="4" w:space="0"/>
           <w:bottom w:val="single" w:color="000000" w:themeColor="accent6" w:themeTint="98" w:sz="4" w:space="0"/>
-          <w:right w:val="none"/>
+          <w:right w:val="none" w:color="000000" w:sz="4" w:space="0"/>
         </w:tcBorders>
       </w:tcPr>
     </w:tblStylePr>
@@ -36661,12 +36742,12 @@
         <w:tblBorders/>
       </w:tblPr>
       <w:tcPr>
-        <w:shd w:color="ffffff"/>
+        <w:shd w:val="clear" w:color="ffffff"/>
         <w:tcBorders>
-          <w:top w:val="none"/>
+          <w:top w:val="none" w:color="000000" w:sz="4" w:space="0"/>
           <w:left w:val="single" w:color="000000" w:themeColor="accent6" w:themeTint="98" w:sz="4" w:space="0"/>
-          <w:bottom w:val="none"/>
-          <w:right w:val="none"/>
+          <w:bottom w:val="none" w:color="000000" w:sz="4" w:space="0"/>
+          <w:right w:val="none" w:color="000000" w:sz="4" w:space="0"/>
         </w:tcBorders>
       </w:tcPr>
     </w:tblStylePr>
@@ -36689,9 +36770,9 @@
         <w:shd w:val="clear" w:color="ffffff" w:themeColor="light1" w:fill="ffffff" w:themeFill="light1"/>
         <w:tcBorders>
           <w:top w:val="single" w:color="000000" w:themeColor="accent6" w:themeTint="98" w:sz="4" w:space="0"/>
-          <w:left w:val="none"/>
-          <w:bottom w:val="none"/>
-          <w:right w:val="none"/>
+          <w:left w:val="none" w:color="000000" w:sz="4" w:space="0"/>
+          <w:bottom w:val="none" w:color="000000" w:sz="4" w:space="0"/>
+          <w:right w:val="none" w:color="000000" w:sz="4" w:space="0"/>
         </w:tcBorders>
       </w:tcPr>
     </w:tblStylePr>
@@ -36766,9 +36847,9 @@
       </w:tcPr>
     </w:tblStylePr>
   </w:style>
-  <w:style w:type="table" w:styleId="117">
+  <w:style w:type="table" w:styleId="921">
     <w:name w:val="Lined - Accent"/>
-    <w:basedOn w:val="11"/>
+    <w:basedOn w:val="815"/>
     <w:uiPriority w:val="99"/>
     <w:pPr>
       <w:pBdr/>
@@ -37003,9 +37084,9 @@
       </w:tcPr>
     </w:tblStylePr>
   </w:style>
-  <w:style w:type="table" w:styleId="118">
+  <w:style w:type="table" w:styleId="922">
     <w:name w:val="Lined - Accent 1"/>
-    <w:basedOn w:val="11"/>
+    <w:basedOn w:val="815"/>
     <w:uiPriority w:val="99"/>
     <w:pPr>
       <w:pBdr/>
@@ -37240,9 +37321,9 @@
       </w:tcPr>
     </w:tblStylePr>
   </w:style>
-  <w:style w:type="table" w:styleId="119">
+  <w:style w:type="table" w:styleId="923">
     <w:name w:val="Lined - Accent 2"/>
-    <w:basedOn w:val="11"/>
+    <w:basedOn w:val="815"/>
     <w:uiPriority w:val="99"/>
     <w:pPr>
       <w:pBdr/>
@@ -37477,9 +37558,9 @@
       </w:tcPr>
     </w:tblStylePr>
   </w:style>
-  <w:style w:type="table" w:styleId="120">
+  <w:style w:type="table" w:styleId="924">
     <w:name w:val="Lined - Accent 3"/>
-    <w:basedOn w:val="11"/>
+    <w:basedOn w:val="815"/>
     <w:uiPriority w:val="99"/>
     <w:pPr>
       <w:pBdr/>
@@ -37714,9 +37795,9 @@
       </w:tcPr>
     </w:tblStylePr>
   </w:style>
-  <w:style w:type="table" w:styleId="121">
+  <w:style w:type="table" w:styleId="925">
     <w:name w:val="Lined - Accent 4"/>
-    <w:basedOn w:val="11"/>
+    <w:basedOn w:val="815"/>
     <w:uiPriority w:val="99"/>
     <w:pPr>
       <w:pBdr/>
@@ -37951,9 +38032,9 @@
       </w:tcPr>
     </w:tblStylePr>
   </w:style>
-  <w:style w:type="table" w:styleId="122">
+  <w:style w:type="table" w:styleId="926">
     <w:name w:val="Lined - Accent 5"/>
-    <w:basedOn w:val="11"/>
+    <w:basedOn w:val="815"/>
     <w:uiPriority w:val="99"/>
     <w:pPr>
       <w:pBdr/>
@@ -38188,9 +38269,9 @@
       </w:tcPr>
     </w:tblStylePr>
   </w:style>
-  <w:style w:type="table" w:styleId="123">
+  <w:style w:type="table" w:styleId="927">
     <w:name w:val="Lined - Accent 6"/>
-    <w:basedOn w:val="11"/>
+    <w:basedOn w:val="815"/>
     <w:uiPriority w:val="99"/>
     <w:pPr>
       <w:pBdr/>
@@ -38425,9 +38506,9 @@
       </w:tcPr>
     </w:tblStylePr>
   </w:style>
-  <w:style w:type="table" w:styleId="124">
+  <w:style w:type="table" w:styleId="928">
     <w:name w:val="Bordered &amp; Lined - Accent"/>
-    <w:basedOn w:val="11"/>
+    <w:basedOn w:val="815"/>
     <w:uiPriority w:val="99"/>
     <w:pPr>
       <w:pBdr/>
@@ -38669,9 +38750,9 @@
       </w:tcPr>
     </w:tblStylePr>
   </w:style>
-  <w:style w:type="table" w:styleId="125">
+  <w:style w:type="table" w:styleId="929">
     <w:name w:val="Bordered &amp; Lined - Accent 1"/>
-    <w:basedOn w:val="11"/>
+    <w:basedOn w:val="815"/>
     <w:uiPriority w:val="99"/>
     <w:pPr>
       <w:pBdr/>
@@ -38913,9 +38994,9 @@
       </w:tcPr>
     </w:tblStylePr>
   </w:style>
-  <w:style w:type="table" w:styleId="126">
+  <w:style w:type="table" w:styleId="930">
     <w:name w:val="Bordered &amp; Lined - Accent 2"/>
-    <w:basedOn w:val="11"/>
+    <w:basedOn w:val="815"/>
     <w:uiPriority w:val="99"/>
     <w:pPr>
       <w:pBdr/>
@@ -39157,9 +39238,9 @@
       </w:tcPr>
     </w:tblStylePr>
   </w:style>
-  <w:style w:type="table" w:styleId="127">
+  <w:style w:type="table" w:styleId="931">
     <w:name w:val="Bordered &amp; Lined - Accent 3"/>
-    <w:basedOn w:val="11"/>
+    <w:basedOn w:val="815"/>
     <w:uiPriority w:val="99"/>
     <w:pPr>
       <w:pBdr/>
@@ -39401,9 +39482,9 @@
       </w:tcPr>
     </w:tblStylePr>
   </w:style>
-  <w:style w:type="table" w:styleId="128">
+  <w:style w:type="table" w:styleId="932">
     <w:name w:val="Bordered &amp; Lined - Accent 4"/>
-    <w:basedOn w:val="11"/>
+    <w:basedOn w:val="815"/>
     <w:uiPriority w:val="99"/>
     <w:pPr>
       <w:pBdr/>
@@ -39645,9 +39726,9 @@
       </w:tcPr>
     </w:tblStylePr>
   </w:style>
-  <w:style w:type="table" w:styleId="129">
+  <w:style w:type="table" w:styleId="933">
     <w:name w:val="Bordered &amp; Lined - Accent 5"/>
-    <w:basedOn w:val="11"/>
+    <w:basedOn w:val="815"/>
     <w:uiPriority w:val="99"/>
     <w:pPr>
       <w:pBdr/>
@@ -39889,9 +39970,9 @@
       </w:tcPr>
     </w:tblStylePr>
   </w:style>
-  <w:style w:type="table" w:styleId="130">
+  <w:style w:type="table" w:styleId="934">
     <w:name w:val="Bordered &amp; Lined - Accent 6"/>
-    <w:basedOn w:val="11"/>
+    <w:basedOn w:val="815"/>
     <w:uiPriority w:val="99"/>
     <w:pPr>
       <w:pBdr/>
@@ -40133,9 +40214,9 @@
       </w:tcPr>
     </w:tblStylePr>
   </w:style>
-  <w:style w:type="table" w:styleId="131">
+  <w:style w:type="table" w:styleId="935">
     <w:name w:val="Bordered"/>
-    <w:basedOn w:val="11"/>
+    <w:basedOn w:val="815"/>
     <w:uiPriority w:val="99"/>
     <w:pPr>
       <w:pBdr/>
@@ -40364,9 +40445,9 @@
       </w:tcPr>
     </w:tblStylePr>
   </w:style>
-  <w:style w:type="table" w:styleId="132">
+  <w:style w:type="table" w:styleId="936">
     <w:name w:val="Bordered - Accent 1"/>
-    <w:basedOn w:val="11"/>
+    <w:basedOn w:val="815"/>
     <w:uiPriority w:val="99"/>
     <w:pPr>
       <w:pBdr/>
@@ -40595,9 +40676,9 @@
       </w:tcPr>
     </w:tblStylePr>
   </w:style>
-  <w:style w:type="table" w:styleId="133">
+  <w:style w:type="table" w:styleId="937">
     <w:name w:val="Bordered - Accent 2"/>
-    <w:basedOn w:val="11"/>
+    <w:basedOn w:val="815"/>
     <w:uiPriority w:val="99"/>
     <w:pPr>
       <w:pBdr/>
@@ -40826,9 +40907,9 @@
       </w:tcPr>
     </w:tblStylePr>
   </w:style>
-  <w:style w:type="table" w:styleId="134">
+  <w:style w:type="table" w:styleId="938">
     <w:name w:val="Bordered - Accent 3"/>
-    <w:basedOn w:val="11"/>
+    <w:basedOn w:val="815"/>
     <w:uiPriority w:val="99"/>
     <w:pPr>
       <w:pBdr/>
@@ -41057,9 +41138,9 @@
       </w:tcPr>
     </w:tblStylePr>
   </w:style>
-  <w:style w:type="table" w:styleId="135">
+  <w:style w:type="table" w:styleId="939">
     <w:name w:val="Bordered - Accent 4"/>
-    <w:basedOn w:val="11"/>
+    <w:basedOn w:val="815"/>
     <w:uiPriority w:val="99"/>
     <w:pPr>
       <w:pBdr/>
@@ -41288,9 +41369,9 @@
       </w:tcPr>
     </w:tblStylePr>
   </w:style>
-  <w:style w:type="table" w:styleId="136">
+  <w:style w:type="table" w:styleId="940">
     <w:name w:val="Bordered - Accent 5"/>
-    <w:basedOn w:val="11"/>
+    <w:basedOn w:val="815"/>
     <w:uiPriority w:val="99"/>
     <w:pPr>
       <w:pBdr/>
@@ -41519,9 +41600,9 @@
       </w:tcPr>
     </w:tblStylePr>
   </w:style>
-  <w:style w:type="table" w:styleId="137">
+  <w:style w:type="table" w:styleId="941">
     <w:name w:val="Bordered - Accent 6"/>
-    <w:basedOn w:val="11"/>
+    <w:basedOn w:val="815"/>
     <w:uiPriority w:val="99"/>
     <w:pPr>
       <w:pBdr/>
@@ -41750,7 +41831,7 @@
       </w:tcPr>
     </w:tblStylePr>
   </w:style>
-  <w:style w:type="paragraph" w:styleId="138" w:default="1">
+  <w:style w:type="paragraph" w:styleId="942" w:default="1">
     <w:name w:val="Normal"/>
     <w:qFormat/>
     <w:pPr>
@@ -41759,11 +41840,11 @@
       <w:ind/>
     </w:pPr>
   </w:style>
-  <w:style w:type="paragraph" w:styleId="139">
+  <w:style w:type="paragraph" w:styleId="943">
     <w:name w:val="Heading 1"/>
-    <w:basedOn w:val="138"/>
-    <w:next w:val="138"/>
-    <w:link w:val="150"/>
+    <w:basedOn w:val="942"/>
+    <w:next w:val="942"/>
+    <w:link w:val="954"/>
     <w:uiPriority w:val="9"/>
     <w:qFormat/>
     <w:pPr>
@@ -41781,11 +41862,11 @@
       <w:szCs w:val="40"/>
     </w:rPr>
   </w:style>
-  <w:style w:type="paragraph" w:styleId="140">
+  <w:style w:type="paragraph" w:styleId="944">
     <w:name w:val="Heading 2"/>
-    <w:basedOn w:val="138"/>
-    <w:next w:val="138"/>
-    <w:link w:val="151"/>
+    <w:basedOn w:val="942"/>
+    <w:next w:val="942"/>
+    <w:link w:val="955"/>
     <w:uiPriority w:val="9"/>
     <w:unhideWhenUsed/>
     <w:qFormat/>
@@ -41804,11 +41885,11 @@
       <w:szCs w:val="32"/>
     </w:rPr>
   </w:style>
-  <w:style w:type="paragraph" w:styleId="141">
+  <w:style w:type="paragraph" w:styleId="945">
     <w:name w:val="Heading 3"/>
-    <w:basedOn w:val="138"/>
-    <w:next w:val="138"/>
-    <w:link w:val="152"/>
+    <w:basedOn w:val="942"/>
+    <w:next w:val="942"/>
+    <w:link w:val="956"/>
     <w:uiPriority w:val="9"/>
     <w:unhideWhenUsed/>
     <w:qFormat/>
@@ -41827,11 +41908,11 @@
       <w:szCs w:val="28"/>
     </w:rPr>
   </w:style>
-  <w:style w:type="paragraph" w:styleId="142">
+  <w:style w:type="paragraph" w:styleId="946">
     <w:name w:val="Heading 4"/>
-    <w:basedOn w:val="138"/>
-    <w:next w:val="138"/>
-    <w:link w:val="153"/>
+    <w:basedOn w:val="942"/>
+    <w:next w:val="942"/>
+    <w:link w:val="957"/>
     <w:uiPriority w:val="9"/>
     <w:unhideWhenUsed/>
     <w:qFormat/>
@@ -41850,11 +41931,11 @@
       <w:color w:val="0f4761" w:themeColor="accent1" w:themeShade="BF"/>
     </w:rPr>
   </w:style>
-  <w:style w:type="paragraph" w:styleId="143">
+  <w:style w:type="paragraph" w:styleId="947">
     <w:name w:val="Heading 5"/>
-    <w:basedOn w:val="138"/>
-    <w:next w:val="138"/>
-    <w:link w:val="154"/>
+    <w:basedOn w:val="942"/>
+    <w:next w:val="942"/>
+    <w:link w:val="958"/>
     <w:uiPriority w:val="9"/>
     <w:unhideWhenUsed/>
     <w:qFormat/>
@@ -41871,11 +41952,11 @@
       <w:color w:val="0f4761" w:themeColor="accent1" w:themeShade="BF"/>
     </w:rPr>
   </w:style>
-  <w:style w:type="paragraph" w:styleId="144">
+  <w:style w:type="paragraph" w:styleId="948">
     <w:name w:val="Heading 6"/>
-    <w:basedOn w:val="138"/>
-    <w:next w:val="138"/>
-    <w:link w:val="155"/>
+    <w:basedOn w:val="942"/>
+    <w:next w:val="942"/>
+    <w:link w:val="959"/>
     <w:uiPriority w:val="9"/>
     <w:unhideWhenUsed/>
     <w:qFormat/>
@@ -41894,11 +41975,11 @@
       <w:color w:val="595959" w:themeColor="text1" w:themeTint="A6"/>
     </w:rPr>
   </w:style>
-  <w:style w:type="paragraph" w:styleId="145">
+  <w:style w:type="paragraph" w:styleId="949">
     <w:name w:val="Heading 7"/>
-    <w:basedOn w:val="138"/>
-    <w:next w:val="138"/>
-    <w:link w:val="156"/>
+    <w:basedOn w:val="942"/>
+    <w:next w:val="942"/>
+    <w:link w:val="960"/>
     <w:uiPriority w:val="9"/>
     <w:unhideWhenUsed/>
     <w:qFormat/>
@@ -41915,11 +41996,11 @@
       <w:color w:val="595959" w:themeColor="text1" w:themeTint="A6"/>
     </w:rPr>
   </w:style>
-  <w:style w:type="paragraph" w:styleId="146">
+  <w:style w:type="paragraph" w:styleId="950">
     <w:name w:val="Heading 8"/>
-    <w:basedOn w:val="138"/>
-    <w:next w:val="138"/>
-    <w:link w:val="157"/>
+    <w:basedOn w:val="942"/>
+    <w:next w:val="942"/>
+    <w:link w:val="961"/>
     <w:uiPriority w:val="9"/>
     <w:unhideWhenUsed/>
     <w:qFormat/>
@@ -41938,11 +42019,11 @@
       <w:color w:val="272727" w:themeColor="text1" w:themeTint="D8"/>
     </w:rPr>
   </w:style>
-  <w:style w:type="paragraph" w:styleId="147">
+  <w:style w:type="paragraph" w:styleId="951">
     <w:name w:val="Heading 9"/>
-    <w:basedOn w:val="138"/>
-    <w:next w:val="138"/>
-    <w:link w:val="158"/>
+    <w:basedOn w:val="942"/>
+    <w:next w:val="942"/>
+    <w:link w:val="962"/>
     <w:uiPriority w:val="9"/>
     <w:unhideWhenUsed/>
     <w:qFormat/>
@@ -41961,7 +42042,7 @@
       <w:color w:val="272727" w:themeColor="text1" w:themeTint="D8"/>
     </w:rPr>
   </w:style>
-  <w:style w:type="character" w:styleId="148" w:default="1">
+  <w:style w:type="character" w:styleId="952" w:default="1">
     <w:name w:val="Default Paragraph Font"/>
     <w:uiPriority w:val="1"/>
     <w:semiHidden/>
@@ -41972,7 +42053,7 @@
       <w:ind/>
     </w:pPr>
   </w:style>
-  <w:style w:type="numbering" w:styleId="149" w:default="1">
+  <w:style w:type="numbering" w:styleId="953" w:default="1">
     <w:name w:val="No List"/>
     <w:uiPriority w:val="99"/>
     <w:semiHidden/>
@@ -41983,10 +42064,10 @@
       <w:ind/>
     </w:pPr>
   </w:style>
-  <w:style w:type="character" w:styleId="150">
+  <w:style w:type="character" w:styleId="954">
     <w:name w:val="Heading 1 Char"/>
-    <w:basedOn w:val="148"/>
-    <w:link w:val="139"/>
+    <w:basedOn w:val="952"/>
+    <w:link w:val="943"/>
     <w:uiPriority w:val="9"/>
     <w:pPr>
       <w:pBdr/>
@@ -42000,10 +42081,10 @@
       <w:szCs w:val="40"/>
     </w:rPr>
   </w:style>
-  <w:style w:type="character" w:styleId="151">
+  <w:style w:type="character" w:styleId="955">
     <w:name w:val="Heading 2 Char"/>
-    <w:basedOn w:val="148"/>
-    <w:link w:val="140"/>
+    <w:basedOn w:val="952"/>
+    <w:link w:val="944"/>
     <w:uiPriority w:val="9"/>
     <w:pPr>
       <w:pBdr/>
@@ -42017,10 +42098,10 @@
       <w:szCs w:val="32"/>
     </w:rPr>
   </w:style>
-  <w:style w:type="character" w:styleId="152">
+  <w:style w:type="character" w:styleId="956">
     <w:name w:val="Heading 3 Char"/>
-    <w:basedOn w:val="148"/>
-    <w:link w:val="141"/>
+    <w:basedOn w:val="952"/>
+    <w:link w:val="945"/>
     <w:uiPriority w:val="9"/>
     <w:pPr>
       <w:pBdr/>
@@ -42034,10 +42115,10 @@
       <w:szCs w:val="28"/>
     </w:rPr>
   </w:style>
-  <w:style w:type="character" w:styleId="153">
+  <w:style w:type="character" w:styleId="957">
     <w:name w:val="Heading 4 Char"/>
-    <w:basedOn w:val="148"/>
-    <w:link w:val="142"/>
+    <w:basedOn w:val="952"/>
+    <w:link w:val="946"/>
     <w:uiPriority w:val="9"/>
     <w:pPr>
       <w:pBdr/>
@@ -42051,10 +42132,10 @@
       <w:color w:val="0f4761" w:themeColor="accent1" w:themeShade="BF"/>
     </w:rPr>
   </w:style>
-  <w:style w:type="character" w:styleId="154">
+  <w:style w:type="character" w:styleId="958">
     <w:name w:val="Heading 5 Char"/>
-    <w:basedOn w:val="148"/>
-    <w:link w:val="143"/>
+    <w:basedOn w:val="952"/>
+    <w:link w:val="947"/>
     <w:uiPriority w:val="9"/>
     <w:pPr>
       <w:pBdr/>
@@ -42066,10 +42147,10 @@
       <w:color w:val="0f4761" w:themeColor="accent1" w:themeShade="BF"/>
     </w:rPr>
   </w:style>
-  <w:style w:type="character" w:styleId="155">
+  <w:style w:type="character" w:styleId="959">
     <w:name w:val="Heading 6 Char"/>
-    <w:basedOn w:val="148"/>
-    <w:link w:val="144"/>
+    <w:basedOn w:val="952"/>
+    <w:link w:val="948"/>
     <w:uiPriority w:val="9"/>
     <w:pPr>
       <w:pBdr/>
@@ -42083,10 +42164,10 @@
       <w:color w:val="595959" w:themeColor="text1" w:themeTint="A6"/>
     </w:rPr>
   </w:style>
-  <w:style w:type="character" w:styleId="156">
+  <w:style w:type="character" w:styleId="960">
     <w:name w:val="Heading 7 Char"/>
-    <w:basedOn w:val="148"/>
-    <w:link w:val="145"/>
+    <w:basedOn w:val="952"/>
+    <w:link w:val="949"/>
     <w:uiPriority w:val="9"/>
     <w:pPr>
       <w:pBdr/>
@@ -42098,10 +42179,10 @@
       <w:color w:val="595959" w:themeColor="text1" w:themeTint="A6"/>
     </w:rPr>
   </w:style>
-  <w:style w:type="character" w:styleId="157">
+  <w:style w:type="character" w:styleId="961">
     <w:name w:val="Heading 8 Char"/>
-    <w:basedOn w:val="148"/>
-    <w:link w:val="146"/>
+    <w:basedOn w:val="952"/>
+    <w:link w:val="950"/>
     <w:uiPriority w:val="9"/>
     <w:pPr>
       <w:pBdr/>
@@ -42115,10 +42196,10 @@
       <w:color w:val="272727" w:themeColor="text1" w:themeTint="D8"/>
     </w:rPr>
   </w:style>
-  <w:style w:type="character" w:styleId="158">
+  <w:style w:type="character" w:styleId="962">
     <w:name w:val="Heading 9 Char"/>
-    <w:basedOn w:val="148"/>
-    <w:link w:val="147"/>
+    <w:basedOn w:val="952"/>
+    <w:link w:val="951"/>
     <w:uiPriority w:val="9"/>
     <w:pPr>
       <w:pBdr/>
@@ -42132,11 +42213,11 @@
       <w:color w:val="272727" w:themeColor="text1" w:themeTint="D8"/>
     </w:rPr>
   </w:style>
-  <w:style w:type="paragraph" w:styleId="159">
+  <w:style w:type="paragraph" w:styleId="963">
     <w:name w:val="Title"/>
-    <w:basedOn w:val="138"/>
-    <w:next w:val="138"/>
-    <w:link w:val="160"/>
+    <w:basedOn w:val="942"/>
+    <w:next w:val="942"/>
+    <w:link w:val="964"/>
     <w:uiPriority w:val="10"/>
     <w:qFormat/>
     <w:pPr>
@@ -42152,10 +42233,10 @@
       <w:szCs w:val="56"/>
     </w:rPr>
   </w:style>
-  <w:style w:type="character" w:styleId="160">
+  <w:style w:type="character" w:styleId="964">
     <w:name w:val="Title Char"/>
-    <w:basedOn w:val="148"/>
-    <w:link w:val="159"/>
+    <w:basedOn w:val="952"/>
+    <w:link w:val="963"/>
     <w:uiPriority w:val="10"/>
     <w:pPr>
       <w:pBdr/>
@@ -42169,11 +42250,11 @@
       <w:szCs w:val="56"/>
     </w:rPr>
   </w:style>
-  <w:style w:type="paragraph" w:styleId="161">
+  <w:style w:type="paragraph" w:styleId="965">
     <w:name w:val="Subtitle"/>
-    <w:basedOn w:val="138"/>
-    <w:next w:val="138"/>
-    <w:link w:val="162"/>
+    <w:basedOn w:val="942"/>
+    <w:next w:val="942"/>
+    <w:link w:val="966"/>
     <w:uiPriority w:val="11"/>
     <w:qFormat/>
     <w:pPr>
@@ -42191,10 +42272,10 @@
       <w:szCs w:val="28"/>
     </w:rPr>
   </w:style>
-  <w:style w:type="character" w:styleId="162">
+  <w:style w:type="character" w:styleId="966">
     <w:name w:val="Subtitle Char"/>
-    <w:basedOn w:val="148"/>
-    <w:link w:val="161"/>
+    <w:basedOn w:val="952"/>
+    <w:link w:val="965"/>
     <w:uiPriority w:val="11"/>
     <w:pPr>
       <w:pBdr/>
@@ -42208,11 +42289,11 @@
       <w:szCs w:val="28"/>
     </w:rPr>
   </w:style>
-  <w:style w:type="paragraph" w:styleId="163">
+  <w:style w:type="paragraph" w:styleId="967">
     <w:name w:val="Quote"/>
-    <w:basedOn w:val="138"/>
-    <w:next w:val="138"/>
-    <w:link w:val="164"/>
+    <w:basedOn w:val="942"/>
+    <w:next w:val="942"/>
+    <w:link w:val="968"/>
     <w:uiPriority w:val="29"/>
     <w:qFormat/>
     <w:pPr>
@@ -42227,10 +42308,10 @@
       <w:color w:val="404040" w:themeColor="text1" w:themeTint="BF"/>
     </w:rPr>
   </w:style>
-  <w:style w:type="character" w:styleId="164">
+  <w:style w:type="character" w:styleId="968">
     <w:name w:val="Quote Char"/>
-    <w:basedOn w:val="148"/>
-    <w:link w:val="163"/>
+    <w:basedOn w:val="952"/>
+    <w:link w:val="967"/>
     <w:uiPriority w:val="29"/>
     <w:pPr>
       <w:pBdr/>
@@ -42243,9 +42324,9 @@
       <w:color w:val="404040" w:themeColor="text1" w:themeTint="BF"/>
     </w:rPr>
   </w:style>
-  <w:style w:type="paragraph" w:styleId="165">
+  <w:style w:type="paragraph" w:styleId="969">
     <w:name w:val="List Paragraph"/>
-    <w:basedOn w:val="138"/>
+    <w:basedOn w:val="942"/>
     <w:uiPriority w:val="34"/>
     <w:qFormat/>
     <w:pPr>
@@ -42255,9 +42336,9 @@
       <w:contextualSpacing w:val="true"/>
     </w:pPr>
   </w:style>
-  <w:style w:type="character" w:styleId="166">
+  <w:style w:type="character" w:styleId="970">
     <w:name w:val="Intense Emphasis"/>
-    <w:basedOn w:val="148"/>
+    <w:basedOn w:val="952"/>
     <w:uiPriority w:val="21"/>
     <w:qFormat/>
     <w:pPr>
@@ -42271,11 +42352,11 @@
       <w:color w:val="0f4761" w:themeColor="accent1" w:themeShade="BF"/>
     </w:rPr>
   </w:style>
-  <w:style w:type="paragraph" w:styleId="167">
+  <w:style w:type="paragraph" w:styleId="971">
     <w:name w:val="Intense Quote"/>
-    <w:basedOn w:val="138"/>
-    <w:next w:val="138"/>
-    <w:link w:val="168"/>
+    <w:basedOn w:val="942"/>
+    <w:next w:val="942"/>
+    <w:link w:val="972"/>
     <w:uiPriority w:val="30"/>
     <w:qFormat/>
     <w:pPr>
@@ -42293,10 +42374,10 @@
       <w:color w:val="0f4761" w:themeColor="accent1" w:themeShade="BF"/>
     </w:rPr>
   </w:style>
-  <w:style w:type="character" w:styleId="168">
+  <w:style w:type="character" w:styleId="972">
     <w:name w:val="Intense Quote Char"/>
-    <w:basedOn w:val="148"/>
-    <w:link w:val="167"/>
+    <w:basedOn w:val="952"/>
+    <w:link w:val="971"/>
     <w:uiPriority w:val="30"/>
     <w:pPr>
       <w:pBdr/>
@@ -42309,9 +42390,9 @@
       <w:color w:val="0f4761" w:themeColor="accent1" w:themeShade="BF"/>
     </w:rPr>
   </w:style>
-  <w:style w:type="character" w:styleId="169">
+  <w:style w:type="character" w:styleId="973">
     <w:name w:val="Intense Reference"/>
-    <w:basedOn w:val="148"/>
+    <w:basedOn w:val="952"/>
     <w:uiPriority w:val="32"/>
     <w:qFormat/>
     <w:pPr>
@@ -42327,9 +42408,9 @@
       <w:spacing w:val="5"/>
     </w:rPr>
   </w:style>
-  <w:style w:type="paragraph" w:styleId="170">
+  <w:style w:type="paragraph" w:styleId="974">
     <w:name w:val="No Spacing"/>
-    <w:basedOn w:val="138"/>
+    <w:basedOn w:val="942"/>
     <w:uiPriority w:val="1"/>
     <w:qFormat/>
     <w:pPr>
@@ -42338,9 +42419,9 @@
       <w:ind/>
     </w:pPr>
   </w:style>
-  <w:style w:type="character" w:styleId="171">
+  <w:style w:type="character" w:styleId="975">
     <w:name w:val="Subtle Emphasis"/>
-    <w:basedOn w:val="148"/>
+    <w:basedOn w:val="952"/>
     <w:uiPriority w:val="19"/>
     <w:qFormat/>
     <w:pPr>
@@ -42354,9 +42435,9 @@
       <w:color w:val="404040" w:themeColor="text1" w:themeTint="BF"/>
     </w:rPr>
   </w:style>
-  <w:style w:type="character" w:styleId="172">
+  <w:style w:type="character" w:styleId="976">
     <w:name w:val="Emphasis"/>
-    <w:basedOn w:val="148"/>
+    <w:basedOn w:val="952"/>
     <w:uiPriority w:val="20"/>
     <w:qFormat/>
     <w:pPr>
@@ -42369,9 +42450,9 @@
       <w:iCs/>
     </w:rPr>
   </w:style>
-  <w:style w:type="character" w:styleId="173">
+  <w:style w:type="character" w:styleId="977">
     <w:name w:val="Strong"/>
-    <w:basedOn w:val="148"/>
+    <w:basedOn w:val="952"/>
     <w:uiPriority w:val="22"/>
     <w:qFormat/>
     <w:pPr>
@@ -42384,9 +42465,9 @@
       <w:bCs/>
     </w:rPr>
   </w:style>
-  <w:style w:type="character" w:styleId="174">
+  <w:style w:type="character" w:styleId="978">
     <w:name w:val="Subtle Reference"/>
-    <w:basedOn w:val="148"/>
+    <w:basedOn w:val="952"/>
     <w:uiPriority w:val="31"/>
     <w:qFormat/>
     <w:pPr>
@@ -42399,9 +42480,9 @@
       <w:color w:val="5a5a5a" w:themeColor="text1" w:themeTint="A5"/>
     </w:rPr>
   </w:style>
-  <w:style w:type="character" w:styleId="175">
+  <w:style w:type="character" w:styleId="979">
     <w:name w:val="Book Title"/>
-    <w:basedOn w:val="148"/>
+    <w:basedOn w:val="952"/>
     <w:uiPriority w:val="33"/>
     <w:qFormat/>
     <w:pPr>
@@ -42417,10 +42498,10 @@
       <w:spacing w:val="5"/>
     </w:rPr>
   </w:style>
-  <w:style w:type="paragraph" w:styleId="176">
+  <w:style w:type="paragraph" w:styleId="980">
     <w:name w:val="Header"/>
-    <w:basedOn w:val="138"/>
-    <w:link w:val="177"/>
+    <w:basedOn w:val="942"/>
+    <w:link w:val="981"/>
     <w:uiPriority w:val="99"/>
     <w:unhideWhenUsed/>
     <w:pPr>
@@ -42433,10 +42514,10 @@
       <w:ind/>
     </w:pPr>
   </w:style>
-  <w:style w:type="character" w:styleId="177">
+  <w:style w:type="character" w:styleId="981">
     <w:name w:val="Header Char"/>
-    <w:basedOn w:val="148"/>
-    <w:link w:val="176"/>
+    <w:basedOn w:val="952"/>
+    <w:link w:val="980"/>
     <w:uiPriority w:val="99"/>
     <w:pPr>
       <w:pBdr/>
@@ -42444,10 +42525,10 @@
       <w:ind/>
     </w:pPr>
   </w:style>
-  <w:style w:type="paragraph" w:styleId="178">
+  <w:style w:type="paragraph" w:styleId="982">
     <w:name w:val="Footer"/>
-    <w:basedOn w:val="138"/>
-    <w:link w:val="179"/>
+    <w:basedOn w:val="942"/>
+    <w:link w:val="983"/>
     <w:uiPriority w:val="99"/>
     <w:unhideWhenUsed/>
     <w:pPr>
@@ -42460,10 +42541,10 @@
       <w:ind/>
     </w:pPr>
   </w:style>
-  <w:style w:type="character" w:styleId="179">
+  <w:style w:type="character" w:styleId="983">
     <w:name w:val="Footer Char"/>
-    <w:basedOn w:val="148"/>
-    <w:link w:val="178"/>
+    <w:basedOn w:val="952"/>
+    <w:link w:val="982"/>
     <w:uiPriority w:val="99"/>
     <w:pPr>
       <w:pBdr/>
@@ -42471,10 +42552,10 @@
       <w:ind/>
     </w:pPr>
   </w:style>
-  <w:style w:type="paragraph" w:styleId="180">
+  <w:style w:type="paragraph" w:styleId="984">
     <w:name w:val="Caption"/>
-    <w:basedOn w:val="138"/>
-    <w:next w:val="138"/>
+    <w:basedOn w:val="942"/>
+    <w:next w:val="942"/>
     <w:uiPriority w:val="35"/>
     <w:unhideWhenUsed/>
     <w:qFormat/>
@@ -42491,10 +42572,10 @@
       <w:szCs w:val="18"/>
     </w:rPr>
   </w:style>
-  <w:style w:type="paragraph" w:styleId="181">
+  <w:style w:type="paragraph" w:styleId="985">
     <w:name w:val="footnote text"/>
-    <w:basedOn w:val="138"/>
-    <w:link w:val="182"/>
+    <w:basedOn w:val="942"/>
+    <w:link w:val="986"/>
     <w:uiPriority w:val="99"/>
     <w:semiHidden/>
     <w:unhideWhenUsed/>
@@ -42508,10 +42589,10 @@
       <w:szCs w:val="20"/>
     </w:rPr>
   </w:style>
-  <w:style w:type="character" w:styleId="182">
+  <w:style w:type="character" w:styleId="986">
     <w:name w:val="Footnote Text Char"/>
-    <w:basedOn w:val="148"/>
-    <w:link w:val="181"/>
+    <w:basedOn w:val="952"/>
+    <w:link w:val="985"/>
     <w:uiPriority w:val="99"/>
     <w:semiHidden/>
     <w:pPr>
@@ -42524,9 +42605,9 @@
       <w:szCs w:val="20"/>
     </w:rPr>
   </w:style>
-  <w:style w:type="character" w:styleId="183">
+  <w:style w:type="character" w:styleId="987">
     <w:name w:val="footnote reference"/>
-    <w:basedOn w:val="148"/>
+    <w:basedOn w:val="952"/>
     <w:uiPriority w:val="99"/>
     <w:semiHidden/>
     <w:unhideWhenUsed/>
@@ -42539,10 +42620,10 @@
       <w:vertAlign w:val="superscript"/>
     </w:rPr>
   </w:style>
-  <w:style w:type="paragraph" w:styleId="184">
+  <w:style w:type="paragraph" w:styleId="988">
     <w:name w:val="endnote text"/>
-    <w:basedOn w:val="138"/>
-    <w:link w:val="185"/>
+    <w:basedOn w:val="942"/>
+    <w:link w:val="989"/>
     <w:uiPriority w:val="99"/>
     <w:semiHidden/>
     <w:unhideWhenUsed/>
@@ -42556,10 +42637,10 @@
       <w:szCs w:val="20"/>
     </w:rPr>
   </w:style>
-  <w:style w:type="character" w:styleId="185">
+  <w:style w:type="character" w:styleId="989">
     <w:name w:val="Endnote Text Char"/>
-    <w:basedOn w:val="148"/>
-    <w:link w:val="184"/>
+    <w:basedOn w:val="952"/>
+    <w:link w:val="988"/>
     <w:uiPriority w:val="99"/>
     <w:semiHidden/>
     <w:pPr>
@@ -42572,9 +42653,9 @@
       <w:szCs w:val="20"/>
     </w:rPr>
   </w:style>
-  <w:style w:type="character" w:styleId="186">
+  <w:style w:type="character" w:styleId="990">
     <w:name w:val="endnote reference"/>
-    <w:basedOn w:val="148"/>
+    <w:basedOn w:val="952"/>
     <w:uiPriority w:val="99"/>
     <w:semiHidden/>
     <w:unhideWhenUsed/>
@@ -42587,9 +42668,9 @@
       <w:vertAlign w:val="superscript"/>
     </w:rPr>
   </w:style>
-  <w:style w:type="character" w:styleId="187">
+  <w:style w:type="character" w:styleId="991">
     <w:name w:val="Hyperlink"/>
-    <w:basedOn w:val="148"/>
+    <w:basedOn w:val="952"/>
     <w:uiPriority w:val="99"/>
     <w:unhideWhenUsed/>
     <w:pPr>
@@ -42602,9 +42683,9 @@
       <w:u w:val="single"/>
     </w:rPr>
   </w:style>
-  <w:style w:type="character" w:styleId="188">
+  <w:style w:type="character" w:styleId="992">
     <w:name w:val="FollowedHyperlink"/>
-    <w:basedOn w:val="148"/>
+    <w:basedOn w:val="952"/>
     <w:uiPriority w:val="99"/>
     <w:semiHidden/>
     <w:unhideWhenUsed/>
@@ -42618,10 +42699,10 @@
       <w:u w:val="single"/>
     </w:rPr>
   </w:style>
-  <w:style w:type="paragraph" w:styleId="189">
+  <w:style w:type="paragraph" w:styleId="993">
     <w:name w:val="toc 1"/>
-    <w:basedOn w:val="138"/>
-    <w:next w:val="138"/>
+    <w:basedOn w:val="942"/>
+    <w:next w:val="942"/>
     <w:uiPriority w:val="39"/>
     <w:unhideWhenUsed/>
     <w:pPr>
@@ -42630,10 +42711,10 @@
       <w:ind/>
     </w:pPr>
   </w:style>
-  <w:style w:type="paragraph" w:styleId="190">
+  <w:style w:type="paragraph" w:styleId="994">
     <w:name w:val="toc 2"/>
-    <w:basedOn w:val="138"/>
-    <w:next w:val="138"/>
+    <w:basedOn w:val="942"/>
+    <w:next w:val="942"/>
     <w:uiPriority w:val="39"/>
     <w:unhideWhenUsed/>
     <w:pPr>
@@ -42642,10 +42723,10 @@
       <w:ind w:left="220"/>
     </w:pPr>
   </w:style>
-  <w:style w:type="paragraph" w:styleId="191">
+  <w:style w:type="paragraph" w:styleId="995">
     <w:name w:val="toc 3"/>
-    <w:basedOn w:val="138"/>
-    <w:next w:val="138"/>
+    <w:basedOn w:val="942"/>
+    <w:next w:val="942"/>
     <w:uiPriority w:val="39"/>
     <w:unhideWhenUsed/>
     <w:pPr>
@@ -42654,10 +42735,10 @@
       <w:ind w:left="440"/>
     </w:pPr>
   </w:style>
-  <w:style w:type="paragraph" w:styleId="192">
+  <w:style w:type="paragraph" w:styleId="996">
     <w:name w:val="toc 4"/>
-    <w:basedOn w:val="138"/>
-    <w:next w:val="138"/>
+    <w:basedOn w:val="942"/>
+    <w:next w:val="942"/>
     <w:uiPriority w:val="39"/>
     <w:unhideWhenUsed/>
     <w:pPr>
@@ -42666,10 +42747,10 @@
       <w:ind w:left="660"/>
     </w:pPr>
   </w:style>
-  <w:style w:type="paragraph" w:styleId="193">
+  <w:style w:type="paragraph" w:styleId="997">
     <w:name w:val="toc 5"/>
-    <w:basedOn w:val="138"/>
-    <w:next w:val="138"/>
+    <w:basedOn w:val="942"/>
+    <w:next w:val="942"/>
     <w:uiPriority w:val="39"/>
     <w:unhideWhenUsed/>
     <w:pPr>
@@ -42678,10 +42759,10 @@
       <w:ind w:left="880"/>
     </w:pPr>
   </w:style>
-  <w:style w:type="paragraph" w:styleId="194">
+  <w:style w:type="paragraph" w:styleId="998">
     <w:name w:val="toc 6"/>
-    <w:basedOn w:val="138"/>
-    <w:next w:val="138"/>
+    <w:basedOn w:val="942"/>
+    <w:next w:val="942"/>
     <w:uiPriority w:val="39"/>
     <w:unhideWhenUsed/>
     <w:pPr>
@@ -42690,10 +42771,10 @@
       <w:ind w:left="1100"/>
     </w:pPr>
   </w:style>
-  <w:style w:type="paragraph" w:styleId="195">
+  <w:style w:type="paragraph" w:styleId="999">
     <w:name w:val="toc 7"/>
-    <w:basedOn w:val="138"/>
-    <w:next w:val="138"/>
+    <w:basedOn w:val="942"/>
+    <w:next w:val="942"/>
     <w:uiPriority w:val="39"/>
     <w:unhideWhenUsed/>
     <w:pPr>
@@ -42702,10 +42783,10 @@
       <w:ind w:left="1320"/>
     </w:pPr>
   </w:style>
-  <w:style w:type="paragraph" w:styleId="196">
+  <w:style w:type="paragraph" w:styleId="1000">
     <w:name w:val="toc 8"/>
-    <w:basedOn w:val="138"/>
-    <w:next w:val="138"/>
+    <w:basedOn w:val="942"/>
+    <w:next w:val="942"/>
     <w:uiPriority w:val="39"/>
     <w:unhideWhenUsed/>
     <w:pPr>
@@ -42714,10 +42795,10 @@
       <w:ind w:left="1540"/>
     </w:pPr>
   </w:style>
-  <w:style w:type="paragraph" w:styleId="197">
+  <w:style w:type="paragraph" w:styleId="1001">
     <w:name w:val="toc 9"/>
-    <w:basedOn w:val="138"/>
-    <w:next w:val="138"/>
+    <w:basedOn w:val="942"/>
+    <w:next w:val="942"/>
     <w:uiPriority w:val="39"/>
     <w:unhideWhenUsed/>
     <w:pPr>
@@ -42726,9 +42807,9 @@
       <w:ind w:left="1760"/>
     </w:pPr>
   </w:style>
-  <w:style w:type="character" w:styleId="198">
+  <w:style w:type="character" w:styleId="1002">
     <w:name w:val="Placeholder Text"/>
-    <w:basedOn w:val="148"/>
+    <w:basedOn w:val="952"/>
     <w:uiPriority w:val="99"/>
     <w:semiHidden/>
     <w:pPr>
@@ -42740,7 +42821,7 @@
       <w:color w:val="666666"/>
     </w:rPr>
   </w:style>
-  <w:style w:type="paragraph" w:styleId="208">
+  <w:style w:type="paragraph" w:styleId="1003">
     <w:name w:val="TOC Heading"/>
     <w:uiPriority w:val="39"/>
     <w:unhideWhenUsed/>
@@ -42750,10 +42831,10 @@
       <w:ind/>
     </w:pPr>
   </w:style>
-  <w:style w:type="paragraph" w:styleId="209">
+  <w:style w:type="paragraph" w:styleId="1004">
     <w:name w:val="table of figures"/>
-    <w:basedOn w:val="138"/>
-    <w:next w:val="138"/>
+    <w:basedOn w:val="942"/>
+    <w:next w:val="942"/>
     <w:uiPriority w:val="99"/>
     <w:unhideWhenUsed/>
     <w:pPr>
